--- a/resources/Abdelrahman Hosny.docx
+++ b/resources/Abdelrahman Hosny.docx
@@ -1022,8 +1022,6 @@
           <w:bCs/>
         </w:rPr>
       </w:pPr>
-      <w:bookmarkStart w:id="0" w:name="_GoBack"/>
-      <w:bookmarkEnd w:id="0"/>
       <w:r>
         <w:rPr>
           <w:rFonts w:ascii="Segoe UI" w:hAnsi="Segoe UI" w:cs="Segoe UI"/>
@@ -1543,25 +1541,7 @@
         <w:rPr>
           <w:rFonts w:ascii="Segoe UI" w:hAnsi="Segoe UI" w:cs="Segoe UI"/>
         </w:rPr>
-        <w:t>,</w:t>
-      </w:r>
-      <w:r>
-        <w:rPr>
-          <w:rFonts w:ascii="Segoe UI" w:hAnsi="Segoe UI" w:cs="Segoe UI"/>
-        </w:rPr>
-        <w:t xml:space="preserve"> </w:t>
-      </w:r>
-      <w:r>
-        <w:rPr>
-          <w:rFonts w:ascii="Segoe UI" w:hAnsi="Segoe UI" w:cs="Segoe UI"/>
-        </w:rPr>
-        <w:t>a</w:t>
-      </w:r>
-      <w:r>
-        <w:rPr>
-          <w:rFonts w:ascii="Segoe UI" w:hAnsi="Segoe UI" w:cs="Segoe UI"/>
-        </w:rPr>
-        <w:t xml:space="preserve"> Docker-based packaging system for platform-agnostic implemented algorithms</w:t>
+        <w:t>, a Docker-based packaging system for platform-agnostic implemented algorithms</w:t>
       </w:r>
       <w:r>
         <w:rPr>
@@ -2786,6 +2766,37 @@
           <w:rFonts w:ascii="Segoe UI" w:hAnsi="Segoe UI" w:cs="Segoe UI"/>
         </w:rPr>
         <w:t xml:space="preserve"> </w:t>
+      </w:r>
+      <w:r>
+        <w:rPr>
+          <w:rFonts w:ascii="Segoe UI" w:hAnsi="Segoe UI" w:cs="Segoe UI"/>
+        </w:rPr>
+        <w:br/>
+      </w:r>
+      <w:r>
+        <w:rPr>
+          <w:rFonts w:ascii="Segoe UI" w:hAnsi="Segoe UI" w:cs="Segoe UI"/>
+        </w:rPr>
+        <w:t>2020</w:t>
+      </w:r>
+      <w:r>
+        <w:rPr>
+          <w:rFonts w:ascii="Segoe UI" w:hAnsi="Segoe UI" w:cs="Segoe UI"/>
+        </w:rPr>
+        <w:tab/>
+      </w:r>
+      <w:r>
+        <w:rPr>
+          <w:rFonts w:ascii="Segoe UI" w:hAnsi="Segoe UI" w:cs="Segoe UI"/>
+        </w:rPr>
+        <w:tab/>
+        <w:t xml:space="preserve">External Reviewer, </w:t>
+      </w:r>
+      <w:r>
+        <w:rPr>
+          <w:rFonts w:ascii="Segoe UI" w:hAnsi="Segoe UI" w:cs="Segoe UI"/>
+        </w:rPr>
+        <w:t xml:space="preserve">IEEE Design and Test </w:t>
       </w:r>
       <w:r>
         <w:rPr>
@@ -2893,21 +2904,7 @@
             <w:rStyle w:val="Hyperlink"/>
             <w:rFonts w:ascii="Segoe UI" w:hAnsi="Segoe UI" w:cs="Segoe UI"/>
           </w:rPr>
-          <w:t>https://github.com/</w:t>
-        </w:r>
-        <w:r>
-          <w:rPr>
-            <w:rStyle w:val="Hyperlink"/>
-            <w:rFonts w:ascii="Segoe UI" w:hAnsi="Segoe UI" w:cs="Segoe UI"/>
-          </w:rPr>
-          <w:t>a</w:t>
-        </w:r>
-        <w:r>
-          <w:rPr>
-            <w:rStyle w:val="Hyperlink"/>
-            <w:rFonts w:ascii="Segoe UI" w:hAnsi="Segoe UI" w:cs="Segoe UI"/>
-          </w:rPr>
-          <w:t>bdelrahmanhosny?tab=projects</w:t>
+          <w:t>https://github.com/abdelrahmanhosny?tab=projects</w:t>
         </w:r>
       </w:hyperlink>
       <w:r>
@@ -2944,37 +2941,14 @@
         <w:rPr>
           <w:rFonts w:ascii="Segoe UI" w:hAnsi="Segoe UI" w:cs="Segoe UI"/>
         </w:rPr>
-        <w:t>201</w:t>
-      </w:r>
-      <w:r>
-        <w:rPr>
-          <w:rFonts w:ascii="Segoe UI" w:hAnsi="Segoe UI" w:cs="Segoe UI"/>
-        </w:rPr>
-        <w:t>9</w:t>
-      </w:r>
-      <w:r>
-        <w:rPr>
-          <w:rFonts w:ascii="Segoe UI" w:hAnsi="Segoe UI" w:cs="Segoe UI"/>
-        </w:rPr>
-        <w:tab/>
-      </w:r>
-      <w:r>
-        <w:rPr>
-          <w:rFonts w:ascii="Segoe UI" w:hAnsi="Segoe UI" w:cs="Segoe UI"/>
-        </w:rPr>
-        <w:t xml:space="preserve">DRiLLS </w:t>
-      </w:r>
-      <w:r>
-        <w:rPr>
-          <w:rFonts w:ascii="Segoe UI" w:hAnsi="Segoe UI" w:cs="Segoe UI"/>
-        </w:rPr>
-        <w:t>– Brown University</w:t>
-      </w:r>
-      <w:r>
-        <w:rPr>
-          <w:rFonts w:ascii="Segoe UI" w:hAnsi="Segoe UI" w:cs="Segoe UI"/>
-        </w:rPr>
-        <w:t xml:space="preserve">. </w:t>
+        <w:t>2019</w:t>
+      </w:r>
+      <w:r>
+        <w:rPr>
+          <w:rFonts w:ascii="Segoe UI" w:hAnsi="Segoe UI" w:cs="Segoe UI"/>
+        </w:rPr>
+        <w:tab/>
+        <w:t xml:space="preserve">DRiLLS – Brown University. </w:t>
       </w:r>
       <w:r>
         <w:rPr>
@@ -2994,24 +2968,7 @@
           <w:rFonts w:ascii="Segoe UI" w:hAnsi="Segoe UI" w:cs="Segoe UI"/>
         </w:rPr>
         <w:tab/>
-      </w:r>
-      <w:r>
-        <w:rPr>
-          <w:rFonts w:ascii="Segoe UI" w:hAnsi="Segoe UI" w:cs="Segoe UI"/>
-        </w:rPr>
-        <w:t>A Deep Reinforcement Learning Framework for Logic Synthesis</w:t>
-      </w:r>
-      <w:r>
-        <w:rPr>
-          <w:rFonts w:ascii="Segoe UI" w:hAnsi="Segoe UI" w:cs="Segoe UI"/>
-        </w:rPr>
-        <w:t xml:space="preserve"> [link:</w:t>
-      </w:r>
-      <w:r>
-        <w:rPr>
-          <w:rFonts w:ascii="Segoe UI" w:hAnsi="Segoe UI" w:cs="Segoe UI"/>
-        </w:rPr>
-        <w:t xml:space="preserve"> </w:t>
+        <w:t xml:space="preserve">A Deep Reinforcement Learning Framework for Logic Synthesis [link: </w:t>
       </w:r>
       <w:hyperlink r:id="rId14" w:history="1">
         <w:r>
@@ -3019,21 +2976,7 @@
             <w:rStyle w:val="Hyperlink"/>
             <w:rFonts w:ascii="Segoe UI" w:hAnsi="Segoe UI" w:cs="Segoe UI"/>
           </w:rPr>
-          <w:t>https://g</w:t>
-        </w:r>
-        <w:r>
-          <w:rPr>
-            <w:rStyle w:val="Hyperlink"/>
-            <w:rFonts w:ascii="Segoe UI" w:hAnsi="Segoe UI" w:cs="Segoe UI"/>
-          </w:rPr>
-          <w:t>i</w:t>
-        </w:r>
-        <w:r>
-          <w:rPr>
-            <w:rStyle w:val="Hyperlink"/>
-            <w:rFonts w:ascii="Segoe UI" w:hAnsi="Segoe UI" w:cs="Segoe UI"/>
-          </w:rPr>
-          <w:t>thub.com/scale-lab/DRiLLS</w:t>
+          <w:t>https://github.com/scale-lab/DRiLLS</w:t>
         </w:r>
       </w:hyperlink>
       <w:r>
@@ -4175,6 +4118,12 @@
           <w:rFonts w:ascii="Segoe UI" w:hAnsi="Segoe UI" w:cs="Segoe UI"/>
         </w:rPr>
         <w:br/>
+      </w:r>
+      <w:r>
+        <w:rPr>
+          <w:rFonts w:ascii="Segoe UI" w:hAnsi="Segoe UI" w:cs="Segoe UI"/>
+        </w:rPr>
+        <w:lastRenderedPageBreak/>
         <w:t xml:space="preserve"> </w:t>
       </w:r>
       <w:r>
@@ -4213,12 +4162,6 @@
           <w:rFonts w:ascii="Segoe UI" w:hAnsi="Segoe UI" w:cs="Segoe UI"/>
         </w:rPr>
         <w:br/>
-      </w:r>
-      <w:r>
-        <w:rPr>
-          <w:rFonts w:ascii="Segoe UI" w:hAnsi="Segoe UI" w:cs="Segoe UI"/>
-        </w:rPr>
-        <w:lastRenderedPageBreak/>
         <w:t>Jan. 2011 - May 2013</w:t>
       </w:r>
       <w:r>
@@ -5132,6 +5075,7 @@
     <w:lsdException w:name="HTML Sample" w:semiHidden="1" w:unhideWhenUsed="1"/>
     <w:lsdException w:name="HTML Typewriter" w:semiHidden="1" w:unhideWhenUsed="1"/>
     <w:lsdException w:name="HTML Variable" w:semiHidden="1" w:unhideWhenUsed="1"/>
+    <w:lsdException w:name="Normal Table" w:semiHidden="1" w:unhideWhenUsed="1"/>
     <w:lsdException w:name="annotation subject" w:semiHidden="1" w:unhideWhenUsed="1"/>
     <w:lsdException w:name="No List" w:semiHidden="1" w:unhideWhenUsed="1"/>
     <w:lsdException w:name="Outline List 1" w:semiHidden="1" w:unhideWhenUsed="1"/>
@@ -5178,8 +5122,10 @@
     <w:lsdException w:name="Table Subtle 2" w:semiHidden="1" w:unhideWhenUsed="1"/>
     <w:lsdException w:name="Table Web 1" w:semiHidden="1" w:unhideWhenUsed="1"/>
     <w:lsdException w:name="Table Web 2" w:semiHidden="1" w:unhideWhenUsed="1"/>
+    <w:lsdException w:name="Table Web 3" w:semiHidden="1" w:unhideWhenUsed="1"/>
     <w:lsdException w:name="Balloon Text" w:semiHidden="1" w:unhideWhenUsed="1"/>
     <w:lsdException w:name="Table Grid" w:uiPriority="39"/>
+    <w:lsdException w:name="Table Theme" w:semiHidden="1" w:unhideWhenUsed="1"/>
     <w:lsdException w:name="Placeholder Text" w:semiHidden="1"/>
     <w:lsdException w:name="No Spacing" w:uiPriority="1" w:qFormat="1"/>
     <w:lsdException w:name="Light Shading" w:uiPriority="60"/>

--- a/resources/Abdelrahman Hosny.docx
+++ b/resources/Abdelrahman Hosny.docx
@@ -165,8 +165,8 @@
         <w:tblLook w:val="04A0" w:firstRow="1" w:lastRow="0" w:firstColumn="1" w:lastColumn="0" w:noHBand="0" w:noVBand="1"/>
       </w:tblPr>
       <w:tblGrid>
-        <w:gridCol w:w="8737"/>
-        <w:gridCol w:w="2515"/>
+        <w:gridCol w:w="9457"/>
+        <w:gridCol w:w="1795"/>
       </w:tblGrid>
       <w:tr>
         <w:trPr>
@@ -174,7 +174,7 @@
         </w:trPr>
         <w:tc>
           <w:tcPr>
-            <w:tcW w:w="8737" w:type="dxa"/>
+            <w:tcW w:w="9457" w:type="dxa"/>
           </w:tcPr>
           <w:p>
             <w:pPr>
@@ -244,7 +244,7 @@
         </w:tc>
         <w:tc>
           <w:tcPr>
-            <w:tcW w:w="2515" w:type="dxa"/>
+            <w:tcW w:w="1795" w:type="dxa"/>
             <w:tcBorders>
               <w:top w:val="nil"/>
               <w:bottom w:val="nil"/>
@@ -277,7 +277,7 @@
               <w:rPr>
                 <w:rFonts w:ascii="Segoe UI" w:hAnsi="Segoe UI" w:cs="Segoe UI"/>
               </w:rPr>
-              <w:t>Reinforcement learning</w:t>
+              <w:t>Reinforcement Learning</w:t>
             </w:r>
             <w:r>
               <w:rPr>
@@ -289,7 +289,19 @@
               <w:rPr>
                 <w:rFonts w:ascii="Segoe UI" w:hAnsi="Segoe UI" w:cs="Segoe UI"/>
               </w:rPr>
-              <w:t>Graph learning</w:t>
+              <w:t xml:space="preserve">Graph </w:t>
+            </w:r>
+            <w:r>
+              <w:rPr>
+                <w:rFonts w:ascii="Segoe UI" w:hAnsi="Segoe UI" w:cs="Segoe UI"/>
+              </w:rPr>
+              <w:t>L</w:t>
+            </w:r>
+            <w:r>
+              <w:rPr>
+                <w:rFonts w:ascii="Segoe UI" w:hAnsi="Segoe UI" w:cs="Segoe UI"/>
+              </w:rPr>
+              <w:t>earning</w:t>
             </w:r>
             <w:r>
               <w:rPr>
@@ -301,7 +313,7 @@
               <w:rPr>
                 <w:rFonts w:ascii="Segoe UI" w:hAnsi="Segoe UI" w:cs="Segoe UI"/>
               </w:rPr>
-              <w:t>Electronic Design Automation (EDA)</w:t>
+              <w:t>EDA</w:t>
             </w:r>
           </w:p>
         </w:tc>
@@ -309,7 +321,7 @@
     </w:tbl>
     <w:p>
       <w:pPr>
-        <w:ind w:left="-270"/>
+        <w:ind w:left="-270" w:right="-450"/>
         <w:rPr>
           <w:rFonts w:ascii="Segoe UI" w:hAnsi="Segoe UI" w:cs="Segoe UI"/>
         </w:rPr>
@@ -334,7 +346,7 @@
         <w:rPr>
           <w:rFonts w:ascii="Segoe UI" w:hAnsi="Segoe UI" w:cs="Segoe UI"/>
         </w:rPr>
-        <w:t>2019-Present</w:t>
+        <w:t>2018-Present</w:t>
       </w:r>
       <w:r>
         <w:rPr>
@@ -350,25 +362,105 @@
           <w:i/>
           <w:iCs/>
         </w:rPr>
-        <w:t>Visiting Graduate Student</w:t>
-      </w:r>
-      <w:r>
-        <w:rPr>
-          <w:rFonts w:ascii="Segoe UI" w:hAnsi="Segoe UI" w:cs="Segoe UI"/>
-        </w:rPr>
-        <w:t xml:space="preserve"> – Computer Science and Engineering, UCSD, San Diego, CA</w:t>
-      </w:r>
-      <w:r>
-        <w:rPr>
-          <w:rFonts w:ascii="Segoe UI" w:hAnsi="Segoe UI" w:cs="Segoe UI"/>
-        </w:rPr>
-        <w:br/>
-      </w:r>
-      <w:r>
-        <w:rPr>
-          <w:rFonts w:ascii="Segoe UI" w:hAnsi="Segoe UI" w:cs="Segoe UI"/>
-        </w:rPr>
-        <w:t>2018-Present</w:t>
+        <w:t>PhD</w:t>
+      </w:r>
+      <w:r>
+        <w:rPr>
+          <w:rFonts w:ascii="Segoe UI" w:hAnsi="Segoe UI" w:cs="Segoe UI"/>
+        </w:rPr>
+        <w:t xml:space="preserve"> – Computer Science, Brown University, Providence, RI.</w:t>
+      </w:r>
+      <w:r>
+        <w:rPr>
+          <w:rFonts w:ascii="Segoe UI" w:hAnsi="Segoe UI" w:cs="Segoe UI"/>
+        </w:rPr>
+        <w:br/>
+        <w:t xml:space="preserve"> </w:t>
+      </w:r>
+      <w:r>
+        <w:rPr>
+          <w:rFonts w:ascii="Segoe UI" w:hAnsi="Segoe UI" w:cs="Segoe UI"/>
+        </w:rPr>
+        <w:tab/>
+      </w:r>
+      <w:r>
+        <w:rPr>
+          <w:rFonts w:ascii="Segoe UI" w:hAnsi="Segoe UI" w:cs="Segoe UI"/>
+        </w:rPr>
+        <w:tab/>
+      </w:r>
+      <w:r>
+        <w:rPr>
+          <w:rFonts w:ascii="Segoe UI" w:hAnsi="Segoe UI" w:cs="Segoe UI"/>
+        </w:rPr>
+        <w:tab/>
+        <w:t>Interest</w:t>
+      </w:r>
+      <w:r>
+        <w:rPr>
+          <w:rFonts w:ascii="Segoe UI" w:hAnsi="Segoe UI" w:cs="Segoe UI"/>
+        </w:rPr>
+        <w:t>s</w:t>
+      </w:r>
+      <w:r>
+        <w:rPr>
+          <w:rFonts w:ascii="Segoe UI" w:hAnsi="Segoe UI" w:cs="Segoe UI"/>
+        </w:rPr>
+        <w:t xml:space="preserve">: </w:t>
+      </w:r>
+      <w:r>
+        <w:rPr>
+          <w:rFonts w:ascii="Segoe UI" w:hAnsi="Segoe UI" w:cs="Segoe UI"/>
+        </w:rPr>
+        <w:t>Reinforcement Learning</w:t>
+      </w:r>
+      <w:r>
+        <w:rPr>
+          <w:rFonts w:ascii="Segoe UI" w:hAnsi="Segoe UI" w:cs="Segoe UI"/>
+        </w:rPr>
+        <w:t xml:space="preserve">; </w:t>
+      </w:r>
+      <w:r>
+        <w:rPr>
+          <w:rFonts w:ascii="Segoe UI" w:hAnsi="Segoe UI" w:cs="Segoe UI"/>
+        </w:rPr>
+        <w:t>Graph Learning</w:t>
+      </w:r>
+      <w:r>
+        <w:rPr>
+          <w:rFonts w:ascii="Segoe UI" w:hAnsi="Segoe UI" w:cs="Segoe UI"/>
+        </w:rPr>
+        <w:t xml:space="preserve">; </w:t>
+      </w:r>
+      <w:r>
+        <w:rPr>
+          <w:rFonts w:ascii="Segoe UI" w:hAnsi="Segoe UI" w:cs="Segoe UI"/>
+        </w:rPr>
+        <w:t>Electronic Design Automation</w:t>
+      </w:r>
+      <w:r>
+        <w:rPr>
+          <w:rFonts w:ascii="Segoe UI" w:hAnsi="Segoe UI" w:cs="Segoe UI"/>
+        </w:rPr>
+        <w:t>, Cloud Computing</w:t>
+      </w:r>
+      <w:r>
+        <w:rPr>
+          <w:rFonts w:ascii="Segoe UI" w:hAnsi="Segoe UI" w:cs="Segoe UI"/>
+        </w:rPr>
+        <w:t xml:space="preserve"> </w:t>
+      </w:r>
+      <w:r>
+        <w:rPr>
+          <w:rFonts w:ascii="Segoe UI" w:hAnsi="Segoe UI" w:cs="Segoe UI"/>
+        </w:rPr>
+        <w:br/>
+      </w:r>
+      <w:r>
+        <w:rPr>
+          <w:rFonts w:ascii="Segoe UI" w:hAnsi="Segoe UI" w:cs="Segoe UI"/>
+        </w:rPr>
+        <w:t>2019-2020</w:t>
       </w:r>
       <w:r>
         <w:rPr>
@@ -384,81 +476,13 @@
           <w:i/>
           <w:iCs/>
         </w:rPr>
-        <w:t>PhD</w:t>
-      </w:r>
-      <w:r>
-        <w:rPr>
-          <w:rFonts w:ascii="Segoe UI" w:hAnsi="Segoe UI" w:cs="Segoe UI"/>
-        </w:rPr>
-        <w:t xml:space="preserve"> – Computer Science, Brown University, Providence, RI.</w:t>
-      </w:r>
-      <w:r>
-        <w:rPr>
-          <w:rFonts w:ascii="Segoe UI" w:hAnsi="Segoe UI" w:cs="Segoe UI"/>
-        </w:rPr>
-        <w:br/>
-        <w:t xml:space="preserve"> </w:t>
-      </w:r>
-      <w:r>
-        <w:rPr>
-          <w:rFonts w:ascii="Segoe UI" w:hAnsi="Segoe UI" w:cs="Segoe UI"/>
-        </w:rPr>
-        <w:tab/>
-      </w:r>
-      <w:r>
-        <w:rPr>
-          <w:rFonts w:ascii="Segoe UI" w:hAnsi="Segoe UI" w:cs="Segoe UI"/>
-        </w:rPr>
-        <w:tab/>
-      </w:r>
-      <w:r>
-        <w:rPr>
-          <w:rFonts w:ascii="Segoe UI" w:hAnsi="Segoe UI" w:cs="Segoe UI"/>
-        </w:rPr>
-        <w:tab/>
-        <w:t>Interest</w:t>
-      </w:r>
-      <w:r>
-        <w:rPr>
-          <w:rFonts w:ascii="Segoe UI" w:hAnsi="Segoe UI" w:cs="Segoe UI"/>
-        </w:rPr>
-        <w:t>s</w:t>
-      </w:r>
-      <w:r>
-        <w:rPr>
-          <w:rFonts w:ascii="Segoe UI" w:hAnsi="Segoe UI" w:cs="Segoe UI"/>
-        </w:rPr>
-        <w:t xml:space="preserve">: </w:t>
-      </w:r>
-      <w:r>
-        <w:rPr>
-          <w:rFonts w:ascii="Segoe UI" w:hAnsi="Segoe UI" w:cs="Segoe UI"/>
-        </w:rPr>
-        <w:t>Reinforcement Learning</w:t>
-      </w:r>
-      <w:r>
-        <w:rPr>
-          <w:rFonts w:ascii="Segoe UI" w:hAnsi="Segoe UI" w:cs="Segoe UI"/>
-        </w:rPr>
-        <w:t xml:space="preserve">; </w:t>
-      </w:r>
-      <w:r>
-        <w:rPr>
-          <w:rFonts w:ascii="Segoe UI" w:hAnsi="Segoe UI" w:cs="Segoe UI"/>
-        </w:rPr>
-        <w:t>Graph Learning</w:t>
-      </w:r>
-      <w:r>
-        <w:rPr>
-          <w:rFonts w:ascii="Segoe UI" w:hAnsi="Segoe UI" w:cs="Segoe UI"/>
-        </w:rPr>
-        <w:t xml:space="preserve">; </w:t>
-      </w:r>
-      <w:r>
-        <w:rPr>
-          <w:rFonts w:ascii="Segoe UI" w:hAnsi="Segoe UI" w:cs="Segoe UI"/>
-        </w:rPr>
-        <w:t xml:space="preserve">Electronic Design Automation </w:t>
+        <w:t>Visiting Graduate Student</w:t>
+      </w:r>
+      <w:r>
+        <w:rPr>
+          <w:rFonts w:ascii="Segoe UI" w:hAnsi="Segoe UI" w:cs="Segoe UI"/>
+        </w:rPr>
+        <w:t xml:space="preserve"> – Computer Science and Engineering, UCSD, San Diego, CA.</w:t>
       </w:r>
       <w:r>
         <w:rPr>
@@ -471,12 +495,6 @@
           <w:rFonts w:ascii="Segoe UI" w:hAnsi="Segoe UI" w:cs="Segoe UI"/>
         </w:rPr>
         <w:t>2015-2016</w:t>
-      </w:r>
-      <w:r>
-        <w:rPr>
-          <w:rFonts w:ascii="Segoe UI" w:hAnsi="Segoe UI" w:cs="Segoe UI"/>
-        </w:rPr>
-        <w:tab/>
       </w:r>
       <w:r>
         <w:rPr>
@@ -544,12 +562,6 @@
         <w:rPr>
           <w:rFonts w:ascii="Segoe UI" w:hAnsi="Segoe UI" w:cs="Segoe UI"/>
         </w:rPr>
-        <w:t xml:space="preserve">     </w:t>
-      </w:r>
-      <w:r>
-        <w:rPr>
-          <w:rFonts w:ascii="Segoe UI" w:hAnsi="Segoe UI" w:cs="Segoe UI"/>
-        </w:rPr>
         <w:t>GPA: A</w:t>
       </w:r>
       <w:r>
@@ -611,7 +623,13 @@
         <w:rPr>
           <w:rFonts w:ascii="Segoe UI" w:hAnsi="Segoe UI" w:cs="Segoe UI"/>
         </w:rPr>
-        <w:t xml:space="preserve"> and</w:t>
+        <w:t xml:space="preserve"> </w:t>
+      </w:r>
+      <w:r>
+        <w:rPr>
+          <w:rFonts w:ascii="Segoe UI" w:hAnsi="Segoe UI" w:cs="Segoe UI"/>
+        </w:rPr>
+        <w:t>and</w:t>
       </w:r>
       <w:r>
         <w:rPr>
@@ -692,12 +710,6 @@
       <w:r>
         <w:rPr>
           <w:rFonts w:ascii="Segoe UI" w:hAnsi="Segoe UI" w:cs="Segoe UI"/>
-        </w:rPr>
-        <w:tab/>
-      </w:r>
-      <w:r>
-        <w:rPr>
-          <w:rFonts w:ascii="Segoe UI" w:hAnsi="Segoe UI" w:cs="Segoe UI"/>
           <w:b/>
           <w:bCs/>
           <w:i/>
@@ -745,7 +757,19 @@
         <w:rPr>
           <w:rFonts w:ascii="Segoe UI" w:hAnsi="Segoe UI" w:cs="Segoe UI"/>
         </w:rPr>
-        <w:t xml:space="preserve"> teaching, UConn</w:t>
+        <w:t xml:space="preserve"> teaching,</w:t>
+      </w:r>
+      <w:r>
+        <w:rPr>
+          <w:rFonts w:ascii="Segoe UI" w:hAnsi="Segoe UI" w:cs="Segoe UI"/>
+        </w:rPr>
+        <w:t xml:space="preserve"> </w:t>
+      </w:r>
+      <w:r>
+        <w:rPr>
+          <w:rFonts w:ascii="Segoe UI" w:hAnsi="Segoe UI" w:cs="Segoe UI"/>
+        </w:rPr>
+        <w:t>UConn</w:t>
       </w:r>
       <w:r>
         <w:rPr>
@@ -820,12 +844,6 @@
       <w:r>
         <w:rPr>
           <w:rFonts w:ascii="Segoe UI" w:hAnsi="Segoe UI" w:cs="Segoe UI"/>
-        </w:rPr>
-        <w:tab/>
-      </w:r>
-      <w:r>
-        <w:rPr>
-          <w:rFonts w:ascii="Segoe UI" w:hAnsi="Segoe UI" w:cs="Segoe UI"/>
           <w:b/>
           <w:bCs/>
           <w:i/>
@@ -886,31 +904,7 @@
         <w:rPr>
           <w:rFonts w:ascii="Segoe UI" w:hAnsi="Segoe UI" w:cs="Segoe UI"/>
         </w:rPr>
-        <w:t xml:space="preserve">       </w:t>
-      </w:r>
-      <w:r>
-        <w:rPr>
-          <w:rFonts w:ascii="Segoe UI" w:hAnsi="Segoe UI" w:cs="Segoe UI"/>
-        </w:rPr>
-        <w:t xml:space="preserve"> </w:t>
-      </w:r>
-      <w:r>
-        <w:rPr>
-          <w:rFonts w:ascii="Segoe UI" w:hAnsi="Segoe UI" w:cs="Segoe UI"/>
-        </w:rPr>
-        <w:t xml:space="preserve">    </w:t>
-      </w:r>
-      <w:r>
-        <w:rPr>
-          <w:rFonts w:ascii="Segoe UI" w:hAnsi="Segoe UI" w:cs="Segoe UI"/>
-        </w:rPr>
-        <w:t xml:space="preserve"> </w:t>
-      </w:r>
-      <w:r>
-        <w:rPr>
-          <w:rFonts w:ascii="Segoe UI" w:hAnsi="Segoe UI" w:cs="Segoe UI"/>
-        </w:rPr>
-        <w:t xml:space="preserve">       </w:t>
+        <w:t xml:space="preserve">     </w:t>
       </w:r>
       <w:r>
         <w:rPr>
@@ -930,12 +924,6 @@
         </w:rPr>
         <w:br/>
         <w:t>2008-2009</w:t>
-      </w:r>
-      <w:r>
-        <w:rPr>
-          <w:rFonts w:ascii="Segoe UI" w:hAnsi="Segoe UI" w:cs="Segoe UI"/>
-        </w:rPr>
-        <w:tab/>
       </w:r>
       <w:r>
         <w:rPr>
@@ -1015,7 +1003,7 @@
     </w:p>
     <w:p>
       <w:pPr>
-        <w:ind w:left="-270"/>
+        <w:ind w:left="-270" w:right="-540"/>
         <w:rPr>
           <w:rFonts w:ascii="Segoe UI" w:hAnsi="Segoe UI" w:cs="Segoe UI"/>
           <w:b/>
@@ -1071,23 +1059,13 @@
           <w:rFonts w:ascii="Segoe UI" w:hAnsi="Segoe UI" w:cs="Segoe UI"/>
         </w:rPr>
         <w:br/>
-        <w:t>[</w:t>
-      </w:r>
-      <w:r>
-        <w:rPr>
-          <w:rFonts w:ascii="Segoe UI" w:hAnsi="Segoe UI" w:cs="Segoe UI"/>
-          <w:i/>
-          <w:iCs/>
-        </w:rPr>
-        <w:t>ASP-DAC</w:t>
-      </w:r>
-      <w:r>
-        <w:rPr>
-          <w:rFonts w:ascii="Segoe UI" w:hAnsi="Segoe UI" w:cs="Segoe UI"/>
-        </w:rPr>
-        <w:t xml:space="preserve"> 2020] </w:t>
-      </w:r>
-      <w:proofErr w:type="spellStart"/>
+      </w:r>
+      <w:r>
+        <w:rPr>
+          <w:rFonts w:ascii="Segoe UI" w:hAnsi="Segoe UI" w:cs="Segoe UI"/>
+        </w:rPr>
+        <w:t xml:space="preserve">[DATE 2021] </w:t>
+      </w:r>
       <w:r>
         <w:rPr>
           <w:rFonts w:ascii="Segoe UI" w:hAnsi="Segoe UI" w:cs="Segoe UI"/>
@@ -1096,9 +1074,40 @@
           <w:i/>
           <w:iCs/>
         </w:rPr>
-        <w:t>Hosny</w:t>
-      </w:r>
-      <w:proofErr w:type="spellEnd"/>
+        <w:t>Hosny A</w:t>
+      </w:r>
+      <w:r>
+        <w:rPr>
+          <w:rFonts w:ascii="Segoe UI" w:hAnsi="Segoe UI" w:cs="Segoe UI"/>
+        </w:rPr>
+        <w:t>., Reda S – Characterizing and Optimizing EDA Flows for the Cloud.</w:t>
+      </w:r>
+      <w:r>
+        <w:rPr>
+          <w:rFonts w:ascii="Segoe UI" w:hAnsi="Segoe UI" w:cs="Segoe UI"/>
+        </w:rPr>
+        <w:br/>
+      </w:r>
+      <w:r>
+        <w:rPr>
+          <w:rFonts w:ascii="Segoe UI" w:hAnsi="Segoe UI" w:cs="Segoe UI"/>
+        </w:rPr>
+        <w:t>[</w:t>
+      </w:r>
+      <w:r>
+        <w:rPr>
+          <w:rFonts w:ascii="Segoe UI" w:hAnsi="Segoe UI" w:cs="Segoe UI"/>
+          <w:i/>
+          <w:iCs/>
+        </w:rPr>
+        <w:t>ASP-DAC</w:t>
+      </w:r>
+      <w:r>
+        <w:rPr>
+          <w:rFonts w:ascii="Segoe UI" w:hAnsi="Segoe UI" w:cs="Segoe UI"/>
+        </w:rPr>
+        <w:t xml:space="preserve"> 2020] </w:t>
+      </w:r>
       <w:r>
         <w:rPr>
           <w:rFonts w:ascii="Segoe UI" w:hAnsi="Segoe UI" w:cs="Segoe UI"/>
@@ -1107,27 +1116,13 @@
           <w:i/>
           <w:iCs/>
         </w:rPr>
-        <w:t xml:space="preserve"> A.</w:t>
-      </w:r>
-      <w:r>
-        <w:rPr>
-          <w:rFonts w:ascii="Segoe UI" w:hAnsi="Segoe UI" w:cs="Segoe UI"/>
-        </w:rPr>
-        <w:t xml:space="preserve">, Hashemi S., </w:t>
-      </w:r>
-      <w:proofErr w:type="spellStart"/>
-      <w:r>
-        <w:rPr>
-          <w:rFonts w:ascii="Segoe UI" w:hAnsi="Segoe UI" w:cs="Segoe UI"/>
-        </w:rPr>
-        <w:t>Shalan</w:t>
-      </w:r>
-      <w:proofErr w:type="spellEnd"/>
-      <w:r>
-        <w:rPr>
-          <w:rFonts w:ascii="Segoe UI" w:hAnsi="Segoe UI" w:cs="Segoe UI"/>
-        </w:rPr>
-        <w:t xml:space="preserve"> M., Reda S – DRiLLS: Deep Reinforcement Learning for Logic Synthesis.</w:t>
+        <w:t>Hosny A.</w:t>
+      </w:r>
+      <w:r>
+        <w:rPr>
+          <w:rFonts w:ascii="Segoe UI" w:hAnsi="Segoe UI" w:cs="Segoe UI"/>
+        </w:rPr>
+        <w:t>, Hashemi S., Shalan M., Reda S – DRiLLS: Deep Reinforcement Learning for Logic Synthesis.</w:t>
       </w:r>
       <w:r>
         <w:rPr>
@@ -1154,21 +1149,7 @@
         <w:rPr>
           <w:rFonts w:ascii="Segoe UI" w:hAnsi="Segoe UI" w:cs="Segoe UI"/>
         </w:rPr>
-        <w:t xml:space="preserve">Toward an Open-Source Digital Flow: First Learnings from the </w:t>
-      </w:r>
-      <w:proofErr w:type="spellStart"/>
-      <w:r>
-        <w:rPr>
-          <w:rFonts w:ascii="Segoe UI" w:hAnsi="Segoe UI" w:cs="Segoe UI"/>
-        </w:rPr>
-        <w:t>OpenROAD</w:t>
-      </w:r>
-      <w:proofErr w:type="spellEnd"/>
-      <w:r>
-        <w:rPr>
-          <w:rFonts w:ascii="Segoe UI" w:hAnsi="Segoe UI" w:cs="Segoe UI"/>
-        </w:rPr>
-        <w:t xml:space="preserve"> Project</w:t>
+        <w:t>Toward an Open-Source Digital Flow: First Learnings from the OpenROAD Project</w:t>
       </w:r>
       <w:r>
         <w:rPr>
@@ -1197,7 +1178,6 @@
         </w:rPr>
         <w:t xml:space="preserve"> 2017] </w:t>
       </w:r>
-      <w:proofErr w:type="spellStart"/>
       <w:r>
         <w:rPr>
           <w:rFonts w:ascii="Segoe UI" w:hAnsi="Segoe UI" w:cs="Segoe UI"/>
@@ -1206,9 +1186,100 @@
           <w:i/>
           <w:iCs/>
         </w:rPr>
-        <w:t>Hosny</w:t>
-      </w:r>
-      <w:proofErr w:type="spellEnd"/>
+        <w:t>Hosny A.</w:t>
+      </w:r>
+      <w:r>
+        <w:rPr>
+          <w:rFonts w:ascii="Segoe UI" w:hAnsi="Segoe UI" w:cs="Segoe UI"/>
+        </w:rPr>
+        <w:t xml:space="preserve">, Zare F., Nabavi S. </w:t>
+      </w:r>
+      <w:r>
+        <w:rPr>
+          <w:rFonts w:ascii="Segoe UI" w:hAnsi="Segoe UI" w:cs="Segoe UI"/>
+        </w:rPr>
+        <w:t>Var</w:t>
+      </w:r>
+      <w:r>
+        <w:rPr>
+          <w:rFonts w:ascii="Segoe UI" w:hAnsi="Segoe UI" w:cs="Segoe UI"/>
+        </w:rPr>
+        <w:t>S</w:t>
+      </w:r>
+      <w:r>
+        <w:rPr>
+          <w:rFonts w:ascii="Segoe UI" w:hAnsi="Segoe UI" w:cs="Segoe UI"/>
+        </w:rPr>
+        <w:t>im</w:t>
+      </w:r>
+      <w:r>
+        <w:rPr>
+          <w:rFonts w:ascii="Segoe UI" w:hAnsi="Segoe UI" w:cs="Segoe UI"/>
+        </w:rPr>
+        <w:t>L</w:t>
+      </w:r>
+      <w:r>
+        <w:rPr>
+          <w:rFonts w:ascii="Segoe UI" w:hAnsi="Segoe UI" w:cs="Segoe UI"/>
+        </w:rPr>
+        <w:t>ab</w:t>
+      </w:r>
+      <w:r>
+        <w:rPr>
+          <w:rFonts w:ascii="Segoe UI" w:hAnsi="Segoe UI" w:cs="Segoe UI"/>
+        </w:rPr>
+        <w:t xml:space="preserve"> – A </w:t>
+      </w:r>
+      <w:r>
+        <w:rPr>
+          <w:rFonts w:ascii="Segoe UI" w:hAnsi="Segoe UI" w:cs="Segoe UI"/>
+        </w:rPr>
+        <w:t>Docker-based Pipeline to Automatically Synthesize Short Reads with Genomic Aberrations</w:t>
+      </w:r>
+      <w:r>
+        <w:rPr>
+          <w:rFonts w:ascii="Segoe UI" w:hAnsi="Segoe UI" w:cs="Segoe UI"/>
+        </w:rPr>
+        <w:t>.</w:t>
+      </w:r>
+      <w:r>
+        <w:rPr>
+          <w:rFonts w:ascii="Segoe UI" w:hAnsi="Segoe UI" w:cs="Segoe UI"/>
+        </w:rPr>
+        <w:br/>
+      </w:r>
+      <w:r>
+        <w:rPr>
+          <w:rFonts w:ascii="Segoe UI" w:hAnsi="Segoe UI" w:cs="Segoe UI"/>
+        </w:rPr>
+        <w:t>[</w:t>
+      </w:r>
+      <w:r>
+        <w:rPr>
+          <w:rFonts w:ascii="Segoe UI" w:hAnsi="Segoe UI" w:cs="Segoe UI"/>
+          <w:i/>
+          <w:iCs/>
+        </w:rPr>
+        <w:t>BMC Bioinformatics</w:t>
+      </w:r>
+      <w:r>
+        <w:rPr>
+          <w:rFonts w:ascii="Segoe UI" w:hAnsi="Segoe UI" w:cs="Segoe UI"/>
+        </w:rPr>
+        <w:t xml:space="preserve"> 2017</w:t>
+      </w:r>
+      <w:r>
+        <w:rPr>
+          <w:rFonts w:ascii="Segoe UI" w:hAnsi="Segoe UI" w:cs="Segoe UI"/>
+        </w:rPr>
+        <w:t>]</w:t>
+      </w:r>
+      <w:r>
+        <w:rPr>
+          <w:rFonts w:ascii="Segoe UI" w:hAnsi="Segoe UI" w:cs="Segoe UI"/>
+        </w:rPr>
+        <w:t xml:space="preserve"> Zare F., M Dow, N Monteleone,</w:t>
+      </w:r>
       <w:r>
         <w:rPr>
           <w:rFonts w:ascii="Segoe UI" w:hAnsi="Segoe UI" w:cs="Segoe UI"/>
@@ -1217,85 +1288,19 @@
           <w:i/>
           <w:iCs/>
         </w:rPr>
-        <w:t xml:space="preserve"> A.</w:t>
-      </w:r>
-      <w:r>
-        <w:rPr>
-          <w:rFonts w:ascii="Segoe UI" w:hAnsi="Segoe UI" w:cs="Segoe UI"/>
-        </w:rPr>
-        <w:t xml:space="preserve">, </w:t>
-      </w:r>
-      <w:proofErr w:type="spellStart"/>
-      <w:r>
-        <w:rPr>
-          <w:rFonts w:ascii="Segoe UI" w:hAnsi="Segoe UI" w:cs="Segoe UI"/>
-        </w:rPr>
-        <w:t>Zare</w:t>
-      </w:r>
-      <w:proofErr w:type="spellEnd"/>
-      <w:r>
-        <w:rPr>
-          <w:rFonts w:ascii="Segoe UI" w:hAnsi="Segoe UI" w:cs="Segoe UI"/>
-        </w:rPr>
-        <w:t xml:space="preserve"> F., </w:t>
-      </w:r>
-      <w:proofErr w:type="spellStart"/>
-      <w:r>
-        <w:rPr>
-          <w:rFonts w:ascii="Segoe UI" w:hAnsi="Segoe UI" w:cs="Segoe UI"/>
-        </w:rPr>
-        <w:t>Nabavi</w:t>
-      </w:r>
-      <w:proofErr w:type="spellEnd"/>
-      <w:r>
-        <w:rPr>
-          <w:rFonts w:ascii="Segoe UI" w:hAnsi="Segoe UI" w:cs="Segoe UI"/>
-        </w:rPr>
-        <w:t xml:space="preserve"> S. </w:t>
-      </w:r>
-      <w:proofErr w:type="spellStart"/>
-      <w:r>
-        <w:rPr>
-          <w:rFonts w:ascii="Segoe UI" w:hAnsi="Segoe UI" w:cs="Segoe UI"/>
-        </w:rPr>
-        <w:t>Var</w:t>
-      </w:r>
-      <w:r>
-        <w:rPr>
-          <w:rFonts w:ascii="Segoe UI" w:hAnsi="Segoe UI" w:cs="Segoe UI"/>
-        </w:rPr>
-        <w:t>S</w:t>
-      </w:r>
-      <w:r>
-        <w:rPr>
-          <w:rFonts w:ascii="Segoe UI" w:hAnsi="Segoe UI" w:cs="Segoe UI"/>
-        </w:rPr>
-        <w:t>im</w:t>
-      </w:r>
-      <w:r>
-        <w:rPr>
-          <w:rFonts w:ascii="Segoe UI" w:hAnsi="Segoe UI" w:cs="Segoe UI"/>
-        </w:rPr>
-        <w:t>L</w:t>
-      </w:r>
-      <w:r>
-        <w:rPr>
-          <w:rFonts w:ascii="Segoe UI" w:hAnsi="Segoe UI" w:cs="Segoe UI"/>
-        </w:rPr>
-        <w:t>ab</w:t>
-      </w:r>
-      <w:proofErr w:type="spellEnd"/>
-      <w:r>
-        <w:rPr>
-          <w:rFonts w:ascii="Segoe UI" w:hAnsi="Segoe UI" w:cs="Segoe UI"/>
-        </w:rPr>
-        <w:t xml:space="preserve"> – A </w:t>
-      </w:r>
-      <w:r>
-        <w:rPr>
-          <w:rFonts w:ascii="Segoe UI" w:hAnsi="Segoe UI" w:cs="Segoe UI"/>
-        </w:rPr>
-        <w:t>Docker-based Pipeline to Automatically Synthesize Short Reads with Genomic Aberrations</w:t>
+        <w:t xml:space="preserve"> Hosny A.</w:t>
+      </w:r>
+      <w:r>
+        <w:rPr>
+          <w:rFonts w:ascii="Segoe UI" w:hAnsi="Segoe UI" w:cs="Segoe UI"/>
+        </w:rPr>
+        <w:t xml:space="preserve">, Nabavi S – An </w:t>
+      </w:r>
+      <w:r>
+        <w:rPr>
+          <w:rFonts w:ascii="Segoe UI" w:hAnsi="Segoe UI" w:cs="Segoe UI"/>
+        </w:rPr>
+        <w:t>evaluation of copy number variation detection tools for cancer using whole exome sequencing data</w:t>
       </w:r>
       <w:r>
         <w:rPr>
@@ -1308,11 +1313,6 @@
           <w:rFonts w:ascii="Segoe UI" w:hAnsi="Segoe UI" w:cs="Segoe UI"/>
         </w:rPr>
         <w:br/>
-      </w:r>
-      <w:r>
-        <w:rPr>
-          <w:rFonts w:ascii="Segoe UI" w:hAnsi="Segoe UI" w:cs="Segoe UI"/>
-        </w:rPr>
         <w:t>[</w:t>
       </w:r>
       <w:r>
@@ -1321,19 +1321,7 @@
           <w:i/>
           <w:iCs/>
         </w:rPr>
-        <w:t>BMC Bioinformatics</w:t>
-      </w:r>
-      <w:r>
-        <w:rPr>
-          <w:rFonts w:ascii="Segoe UI" w:hAnsi="Segoe UI" w:cs="Segoe UI"/>
-        </w:rPr>
-        <w:t xml:space="preserve"> 2017</w:t>
-      </w:r>
-      <w:r>
-        <w:rPr>
-          <w:rFonts w:ascii="Segoe UI" w:hAnsi="Segoe UI" w:cs="Segoe UI"/>
-        </w:rPr>
-        <w:t>]</w:t>
+        <w:t>Bioinformatics</w:t>
       </w:r>
       <w:r>
         <w:rPr>
@@ -1341,19 +1329,17 @@
         </w:rPr>
         <w:t xml:space="preserve"> </w:t>
       </w:r>
-      <w:proofErr w:type="spellStart"/>
-      <w:r>
-        <w:rPr>
-          <w:rFonts w:ascii="Segoe UI" w:hAnsi="Segoe UI" w:cs="Segoe UI"/>
-        </w:rPr>
-        <w:t>Zare</w:t>
-      </w:r>
-      <w:proofErr w:type="spellEnd"/>
-      <w:r>
-        <w:rPr>
-          <w:rFonts w:ascii="Segoe UI" w:hAnsi="Segoe UI" w:cs="Segoe UI"/>
-        </w:rPr>
-        <w:t xml:space="preserve"> F., M Dow, N Monteleone,</w:t>
+      <w:r>
+        <w:rPr>
+          <w:rFonts w:ascii="Segoe UI" w:hAnsi="Segoe UI" w:cs="Segoe UI"/>
+        </w:rPr>
+        <w:t>2016</w:t>
+      </w:r>
+      <w:r>
+        <w:rPr>
+          <w:rFonts w:ascii="Segoe UI" w:hAnsi="Segoe UI" w:cs="Segoe UI"/>
+        </w:rPr>
+        <w:t xml:space="preserve">] </w:t>
       </w:r>
       <w:r>
         <w:rPr>
@@ -1363,107 +1349,82 @@
           <w:i/>
           <w:iCs/>
         </w:rPr>
-        <w:t xml:space="preserve"> </w:t>
-      </w:r>
-      <w:proofErr w:type="spellStart"/>
+        <w:t>Hosny A.</w:t>
+      </w:r>
+      <w:r>
+        <w:rPr>
+          <w:rFonts w:ascii="Segoe UI" w:hAnsi="Segoe UI" w:cs="Segoe UI"/>
+        </w:rPr>
+        <w:t>, Vera-Licona P.</w:t>
+      </w:r>
+      <w:r>
+        <w:rPr>
+          <w:rFonts w:ascii="Segoe UI" w:hAnsi="Segoe UI" w:cs="Segoe UI"/>
+        </w:rPr>
+        <w:t>, Laubenbacher R., Favre T</w:t>
+      </w:r>
+      <w:r>
+        <w:rPr>
+          <w:rFonts w:ascii="Segoe UI" w:hAnsi="Segoe UI" w:cs="Segoe UI"/>
+        </w:rPr>
+        <w:t xml:space="preserve"> – AlgoRun</w:t>
+      </w:r>
+      <w:hyperlink r:id="rId13" w:tooltip="http://bioinformatics.oxfordjournals.org/content/early/2016/03/02/bioinformatics.btw120.abstract" w:history="1">
+        <w:r>
+          <w:rPr>
+            <w:rFonts w:ascii="Segoe UI" w:hAnsi="Segoe UI" w:cs="Segoe UI"/>
+          </w:rPr>
+          <w:t>, a Docker-based packaging system for platform-agnostic implemented algorithms</w:t>
+        </w:r>
+      </w:hyperlink>
+      <w:r>
+        <w:rPr>
+          <w:rFonts w:ascii="Segoe UI" w:hAnsi="Segoe UI" w:cs="Segoe UI"/>
+        </w:rPr>
+        <w:t>.</w:t>
+      </w:r>
+      <w:r>
+        <w:rPr>
+          <w:rFonts w:ascii="Segoe UI" w:hAnsi="Segoe UI" w:cs="Segoe UI"/>
+        </w:rPr>
+        <w:br/>
+      </w:r>
       <w:r>
         <w:rPr>
           <w:rFonts w:ascii="Segoe UI" w:hAnsi="Segoe UI" w:cs="Segoe UI"/>
           <w:b/>
           <w:bCs/>
-          <w:i/>
-          <w:iCs/>
-        </w:rPr>
-        <w:t>Hosny</w:t>
-      </w:r>
-      <w:proofErr w:type="spellEnd"/>
+        </w:rPr>
+        <w:br/>
+      </w:r>
       <w:r>
         <w:rPr>
           <w:rFonts w:ascii="Segoe UI" w:hAnsi="Segoe UI" w:cs="Segoe UI"/>
           <w:b/>
           <w:bCs/>
-          <w:i/>
-          <w:iCs/>
-        </w:rPr>
-        <w:t xml:space="preserve"> A.</w:t>
-      </w:r>
-      <w:r>
-        <w:rPr>
-          <w:rFonts w:ascii="Segoe UI" w:hAnsi="Segoe UI" w:cs="Segoe UI"/>
-        </w:rPr>
-        <w:t xml:space="preserve">, </w:t>
-      </w:r>
-      <w:proofErr w:type="spellStart"/>
-      <w:r>
-        <w:rPr>
-          <w:rFonts w:ascii="Segoe UI" w:hAnsi="Segoe UI" w:cs="Segoe UI"/>
-        </w:rPr>
-        <w:t>Nabavi</w:t>
-      </w:r>
-      <w:proofErr w:type="spellEnd"/>
-      <w:r>
-        <w:rPr>
-          <w:rFonts w:ascii="Segoe UI" w:hAnsi="Segoe UI" w:cs="Segoe UI"/>
-        </w:rPr>
-        <w:t xml:space="preserve"> S – An </w:t>
-      </w:r>
-      <w:r>
-        <w:rPr>
-          <w:rFonts w:ascii="Segoe UI" w:hAnsi="Segoe UI" w:cs="Segoe UI"/>
-        </w:rPr>
-        <w:t>evaluation of copy number variation detection tools for cancer using whole exome sequencing data</w:t>
-      </w:r>
-      <w:r>
-        <w:rPr>
-          <w:rFonts w:ascii="Segoe UI" w:hAnsi="Segoe UI" w:cs="Segoe UI"/>
-        </w:rPr>
-        <w:t>.</w:t>
-      </w:r>
-      <w:r>
-        <w:rPr>
-          <w:rFonts w:ascii="Segoe UI" w:hAnsi="Segoe UI" w:cs="Segoe UI"/>
-        </w:rPr>
-        <w:br/>
-        <w:t>[</w:t>
-      </w:r>
-      <w:r>
-        <w:rPr>
-          <w:rFonts w:ascii="Segoe UI" w:hAnsi="Segoe UI" w:cs="Segoe UI"/>
-          <w:i/>
-          <w:iCs/>
-        </w:rPr>
-        <w:t>Bioinformatics</w:t>
-      </w:r>
-      <w:r>
-        <w:rPr>
-          <w:rFonts w:ascii="Segoe UI" w:hAnsi="Segoe UI" w:cs="Segoe UI"/>
-        </w:rPr>
-        <w:t xml:space="preserve"> </w:t>
-      </w:r>
-      <w:r>
-        <w:rPr>
-          <w:rFonts w:ascii="Segoe UI" w:hAnsi="Segoe UI" w:cs="Segoe UI"/>
-        </w:rPr>
-        <w:t>2016</w:t>
-      </w:r>
-      <w:r>
-        <w:rPr>
-          <w:rFonts w:ascii="Segoe UI" w:hAnsi="Segoe UI" w:cs="Segoe UI"/>
-        </w:rPr>
-        <w:t xml:space="preserve">] </w:t>
-      </w:r>
-      <w:proofErr w:type="spellStart"/>
+        </w:rPr>
+        <w:t>Experience</w:t>
+      </w:r>
       <w:r>
         <w:rPr>
           <w:rFonts w:ascii="Segoe UI" w:hAnsi="Segoe UI" w:cs="Segoe UI"/>
           <w:b/>
           <w:bCs/>
-          <w:i/>
-          <w:iCs/>
-        </w:rPr>
-        <w:t>Hosny</w:t>
-      </w:r>
-      <w:proofErr w:type="spellEnd"/>
+        </w:rPr>
+        <w:br/>
+      </w:r>
+      <w:r>
+        <w:rPr>
+          <w:rFonts w:ascii="Segoe UI" w:hAnsi="Segoe UI" w:cs="Segoe UI"/>
+        </w:rPr>
+        <w:t>June 2019 – Sep. 2019</w:t>
+      </w:r>
+      <w:r>
+        <w:rPr>
+          <w:rFonts w:ascii="Segoe UI" w:hAnsi="Segoe UI" w:cs="Segoe UI"/>
+        </w:rPr>
+        <w:tab/>
+      </w:r>
       <w:r>
         <w:rPr>
           <w:rFonts w:ascii="Segoe UI" w:hAnsi="Segoe UI" w:cs="Segoe UI"/>
@@ -1472,124 +1433,308 @@
           <w:i/>
           <w:iCs/>
         </w:rPr>
-        <w:t xml:space="preserve"> A.</w:t>
-      </w:r>
-      <w:r>
-        <w:rPr>
-          <w:rFonts w:ascii="Segoe UI" w:hAnsi="Segoe UI" w:cs="Segoe UI"/>
-        </w:rPr>
-        <w:t>, Vera-</w:t>
-      </w:r>
-      <w:proofErr w:type="spellStart"/>
-      <w:r>
-        <w:rPr>
-          <w:rFonts w:ascii="Segoe UI" w:hAnsi="Segoe UI" w:cs="Segoe UI"/>
-        </w:rPr>
-        <w:t>Licona</w:t>
-      </w:r>
-      <w:proofErr w:type="spellEnd"/>
-      <w:r>
-        <w:rPr>
-          <w:rFonts w:ascii="Segoe UI" w:hAnsi="Segoe UI" w:cs="Segoe UI"/>
-        </w:rPr>
-        <w:t xml:space="preserve"> P.</w:t>
-      </w:r>
-      <w:r>
-        <w:rPr>
-          <w:rFonts w:ascii="Segoe UI" w:hAnsi="Segoe UI" w:cs="Segoe UI"/>
-        </w:rPr>
-        <w:t xml:space="preserve">, </w:t>
-      </w:r>
-      <w:proofErr w:type="spellStart"/>
-      <w:r>
-        <w:rPr>
-          <w:rFonts w:ascii="Segoe UI" w:hAnsi="Segoe UI" w:cs="Segoe UI"/>
-        </w:rPr>
-        <w:t>Laubenbacher</w:t>
-      </w:r>
-      <w:proofErr w:type="spellEnd"/>
-      <w:r>
-        <w:rPr>
-          <w:rFonts w:ascii="Segoe UI" w:hAnsi="Segoe UI" w:cs="Segoe UI"/>
-        </w:rPr>
-        <w:t xml:space="preserve"> R., Favre T</w:t>
-      </w:r>
-      <w:r>
-        <w:rPr>
-          <w:rFonts w:ascii="Segoe UI" w:hAnsi="Segoe UI" w:cs="Segoe UI"/>
-        </w:rPr>
-        <w:t xml:space="preserve"> – </w:t>
-      </w:r>
-      <w:proofErr w:type="spellStart"/>
-      <w:r>
-        <w:rPr>
-          <w:rFonts w:ascii="Segoe UI" w:hAnsi="Segoe UI" w:cs="Segoe UI"/>
-        </w:rPr>
-        <w:t>AlgoRun</w:t>
-      </w:r>
-      <w:proofErr w:type="spellEnd"/>
-      <w:r>
-        <w:fldChar w:fldCharType="begin"/>
-      </w:r>
-      <w:r>
-        <w:instrText xml:space="preserve"> HYPERLINK "http://bioinformatics.oxfordjournals.org/content/32/15/2396" \o "http://bioinformatics.oxfordjournals.org/content/early/2016/03/02/bioinformatics.btw120.abstract" </w:instrText>
-      </w:r>
-      <w:r>
-        <w:fldChar w:fldCharType="separate"/>
-      </w:r>
-      <w:r>
-        <w:rPr>
-          <w:rFonts w:ascii="Segoe UI" w:hAnsi="Segoe UI" w:cs="Segoe UI"/>
-        </w:rPr>
-        <w:t>, a Docker-based packaging system for platform-agnostic implemented algorithms</w:t>
-      </w:r>
-      <w:r>
-        <w:rPr>
-          <w:rFonts w:ascii="Segoe UI" w:hAnsi="Segoe UI" w:cs="Segoe UI"/>
-        </w:rPr>
-        <w:fldChar w:fldCharType="end"/>
-      </w:r>
-      <w:r>
-        <w:rPr>
-          <w:rFonts w:ascii="Segoe UI" w:hAnsi="Segoe UI" w:cs="Segoe UI"/>
-        </w:rPr>
-        <w:t>.</w:t>
-      </w:r>
-      <w:r>
-        <w:rPr>
-          <w:rFonts w:ascii="Segoe UI" w:hAnsi="Segoe UI" w:cs="Segoe UI"/>
-        </w:rPr>
-        <w:br/>
+        <w:t>R</w:t>
+      </w:r>
+      <w:r>
+        <w:rPr>
+          <w:rFonts w:ascii="Segoe UI" w:hAnsi="Segoe UI" w:cs="Segoe UI"/>
+          <w:i/>
+          <w:iCs/>
+        </w:rPr>
+        <w:t>esearch Intern</w:t>
+      </w:r>
+      <w:r>
+        <w:rPr>
+          <w:rFonts w:ascii="Segoe UI" w:hAnsi="Segoe UI" w:cs="Segoe UI"/>
+        </w:rPr>
+        <w:t>, Microsoft Research, Redmond, WA, USA</w:t>
+      </w:r>
+      <w:r>
+        <w:rPr>
+          <w:rFonts w:ascii="Segoe UI" w:hAnsi="Segoe UI" w:cs="Segoe UI"/>
+        </w:rPr>
+        <w:br/>
+      </w:r>
+      <w:r>
+        <w:rPr>
+          <w:rFonts w:ascii="Segoe UI" w:hAnsi="Segoe UI" w:cs="Segoe UI"/>
+        </w:rPr>
+        <w:t xml:space="preserve">June 2017 </w:t>
+      </w:r>
+      <w:r>
+        <w:rPr>
+          <w:rFonts w:ascii="Segoe UI" w:hAnsi="Segoe UI" w:cs="Segoe UI"/>
+        </w:rPr>
+        <w:t>–</w:t>
+      </w:r>
+      <w:r>
+        <w:rPr>
+          <w:rFonts w:ascii="Segoe UI" w:hAnsi="Segoe UI" w:cs="Segoe UI"/>
+        </w:rPr>
+        <w:t xml:space="preserve"> </w:t>
+      </w:r>
+      <w:r>
+        <w:rPr>
+          <w:rFonts w:ascii="Segoe UI" w:hAnsi="Segoe UI" w:cs="Segoe UI"/>
+        </w:rPr>
+        <w:t>Aug. 2018</w:t>
+      </w:r>
+      <w:r>
+        <w:rPr>
+          <w:rFonts w:ascii="Segoe UI" w:hAnsi="Segoe UI" w:cs="Segoe UI"/>
+        </w:rPr>
+        <w:tab/>
       </w:r>
       <w:r>
         <w:rPr>
           <w:rFonts w:ascii="Segoe UI" w:hAnsi="Segoe UI" w:cs="Segoe UI"/>
           <w:b/>
           <w:bCs/>
-        </w:rPr>
-        <w:br/>
+          <w:i/>
+          <w:iCs/>
+        </w:rPr>
+        <w:t>R</w:t>
+      </w:r>
+      <w:r>
+        <w:rPr>
+          <w:rFonts w:ascii="Segoe UI" w:hAnsi="Segoe UI" w:cs="Segoe UI"/>
+          <w:i/>
+          <w:iCs/>
+        </w:rPr>
+        <w:t>esearch &amp; Development Engineer</w:t>
+      </w:r>
+      <w:r>
+        <w:rPr>
+          <w:rFonts w:ascii="Segoe UI" w:hAnsi="Segoe UI" w:cs="Segoe UI"/>
+        </w:rPr>
+        <w:t>, xWARE Integrated Solutions, Assiut, Egypt.</w:t>
+      </w:r>
+      <w:r>
+        <w:rPr>
+          <w:rFonts w:ascii="Segoe UI" w:hAnsi="Segoe UI" w:cs="Segoe UI"/>
+        </w:rPr>
+        <w:br/>
+      </w:r>
+      <w:r>
+        <w:rPr>
+          <w:rFonts w:ascii="Segoe UI" w:hAnsi="Segoe UI" w:cs="Segoe UI"/>
+        </w:rPr>
+        <w:t>Jun.</w:t>
+      </w:r>
+      <w:r>
+        <w:rPr>
+          <w:rFonts w:ascii="Segoe UI" w:hAnsi="Segoe UI" w:cs="Segoe UI"/>
+        </w:rPr>
+        <w:t xml:space="preserve"> 2017 </w:t>
+      </w:r>
+      <w:r>
+        <w:rPr>
+          <w:rFonts w:ascii="Segoe UI" w:hAnsi="Segoe UI" w:cs="Segoe UI"/>
+        </w:rPr>
+        <w:t>–</w:t>
+      </w:r>
+      <w:r>
+        <w:rPr>
+          <w:rFonts w:ascii="Segoe UI" w:hAnsi="Segoe UI" w:cs="Segoe UI"/>
+        </w:rPr>
+        <w:t xml:space="preserve"> </w:t>
+      </w:r>
+      <w:r>
+        <w:rPr>
+          <w:rFonts w:ascii="Segoe UI" w:hAnsi="Segoe UI" w:cs="Segoe UI"/>
+        </w:rPr>
+        <w:t>Aug. 2018</w:t>
+      </w:r>
+      <w:r>
+        <w:rPr>
+          <w:rFonts w:ascii="Segoe UI" w:hAnsi="Segoe UI" w:cs="Segoe UI"/>
+        </w:rPr>
+        <w:t xml:space="preserve"> </w:t>
+      </w:r>
+      <w:r>
+        <w:rPr>
+          <w:rFonts w:ascii="Segoe UI" w:hAnsi="Segoe UI" w:cs="Segoe UI"/>
+        </w:rPr>
+        <w:tab/>
       </w:r>
       <w:r>
         <w:rPr>
           <w:rFonts w:ascii="Segoe UI" w:hAnsi="Segoe UI" w:cs="Segoe UI"/>
           <w:b/>
           <w:bCs/>
-        </w:rPr>
-        <w:t>Experience</w:t>
+          <w:i/>
+          <w:iCs/>
+        </w:rPr>
+        <w:t>T</w:t>
+      </w:r>
+      <w:r>
+        <w:rPr>
+          <w:rFonts w:ascii="Segoe UI" w:hAnsi="Segoe UI" w:cs="Segoe UI"/>
+        </w:rPr>
+        <w:t>eaching Assistant, Computer Science, Assiut University, Egypt</w:t>
+      </w:r>
+      <w:r>
+        <w:rPr>
+          <w:rFonts w:ascii="Segoe UI" w:hAnsi="Segoe UI" w:cs="Segoe UI"/>
+        </w:rPr>
+        <w:br/>
+      </w:r>
+      <w:r>
+        <w:rPr>
+          <w:rFonts w:ascii="Segoe UI" w:hAnsi="Segoe UI" w:cs="Segoe UI"/>
+        </w:rPr>
+        <w:tab/>
+      </w:r>
+      <w:r>
+        <w:rPr>
+          <w:rFonts w:ascii="Segoe UI" w:hAnsi="Segoe UI" w:cs="Segoe UI"/>
+        </w:rPr>
+        <w:tab/>
+      </w:r>
+      <w:r>
+        <w:rPr>
+          <w:rFonts w:ascii="Segoe UI" w:hAnsi="Segoe UI" w:cs="Segoe UI"/>
+        </w:rPr>
+        <w:tab/>
+      </w:r>
+      <w:r>
+        <w:rPr>
+          <w:rFonts w:ascii="Segoe UI" w:hAnsi="Segoe UI" w:cs="Segoe UI"/>
+        </w:rPr>
+        <w:tab/>
+        <w:t>Courses</w:t>
+      </w:r>
+      <w:r>
+        <w:rPr>
+          <w:rFonts w:ascii="Segoe UI" w:hAnsi="Segoe UI" w:cs="Segoe UI"/>
+        </w:rPr>
+        <w:t xml:space="preserve"> Taught</w:t>
+      </w:r>
+      <w:r>
+        <w:rPr>
+          <w:rFonts w:ascii="Segoe UI" w:hAnsi="Segoe UI" w:cs="Segoe UI"/>
+        </w:rPr>
+        <w:t>: Computer Architecture, Programming with Assembly for x86 architectures.</w:t>
+      </w:r>
+      <w:r>
+        <w:rPr>
+          <w:rFonts w:ascii="Segoe UI" w:hAnsi="Segoe UI" w:cs="Segoe UI"/>
+        </w:rPr>
+        <w:br/>
+      </w:r>
+      <w:r>
+        <w:rPr>
+          <w:rFonts w:ascii="Segoe UI" w:hAnsi="Segoe UI" w:cs="Segoe UI"/>
+        </w:rPr>
+        <w:t>Jan. 2016-</w:t>
+      </w:r>
+      <w:r>
+        <w:rPr>
+          <w:rFonts w:ascii="Segoe UI" w:hAnsi="Segoe UI" w:cs="Segoe UI"/>
+        </w:rPr>
+        <w:t>May. 2017</w:t>
+      </w:r>
+      <w:r>
+        <w:rPr>
+          <w:rFonts w:ascii="Segoe UI" w:hAnsi="Segoe UI" w:cs="Segoe UI"/>
+        </w:rPr>
+        <w:tab/>
       </w:r>
       <w:r>
         <w:rPr>
           <w:rFonts w:ascii="Segoe UI" w:hAnsi="Segoe UI" w:cs="Segoe UI"/>
           <w:b/>
           <w:bCs/>
-        </w:rPr>
-        <w:br/>
-      </w:r>
-      <w:r>
-        <w:rPr>
-          <w:rFonts w:ascii="Segoe UI" w:hAnsi="Segoe UI" w:cs="Segoe UI"/>
-        </w:rPr>
-        <w:t>June 2019 – Sep. 2019</w:t>
+          <w:i/>
+          <w:iCs/>
+        </w:rPr>
+        <w:t>R</w:t>
+      </w:r>
+      <w:r>
+        <w:rPr>
+          <w:rFonts w:ascii="Segoe UI" w:hAnsi="Segoe UI" w:cs="Segoe UI"/>
+          <w:i/>
+          <w:iCs/>
+        </w:rPr>
+        <w:t>esearch Assistant</w:t>
+      </w:r>
+      <w:r>
+        <w:rPr>
+          <w:rFonts w:ascii="Segoe UI" w:hAnsi="Segoe UI" w:cs="Segoe UI"/>
+        </w:rPr>
+        <w:t>, Center for Quantitative Medicine, UConn Health</w:t>
+      </w:r>
+      <w:r>
+        <w:rPr>
+          <w:rFonts w:ascii="Segoe UI" w:hAnsi="Segoe UI" w:cs="Segoe UI"/>
+        </w:rPr>
+        <w:t>, CT, USA</w:t>
+      </w:r>
+      <w:r>
+        <w:rPr>
+          <w:rFonts w:ascii="Segoe UI" w:hAnsi="Segoe UI" w:cs="Segoe UI"/>
+        </w:rPr>
+        <w:br/>
+      </w:r>
+      <w:r>
+        <w:rPr>
+          <w:rFonts w:ascii="Segoe UI" w:hAnsi="Segoe UI" w:cs="Segoe UI"/>
+        </w:rPr>
+        <w:tab/>
+      </w:r>
+      <w:r>
+        <w:rPr>
+          <w:rFonts w:ascii="Segoe UI" w:hAnsi="Segoe UI" w:cs="Segoe UI"/>
+        </w:rPr>
+        <w:tab/>
+      </w:r>
+      <w:r>
+        <w:rPr>
+          <w:rFonts w:ascii="Segoe UI" w:hAnsi="Segoe UI" w:cs="Segoe UI"/>
+        </w:rPr>
+        <w:tab/>
+      </w:r>
+      <w:r>
+        <w:rPr>
+          <w:rFonts w:ascii="Segoe UI" w:hAnsi="Segoe UI" w:cs="Segoe UI"/>
+        </w:rPr>
+        <w:tab/>
+      </w:r>
+      <w:r>
+        <w:rPr>
+          <w:rFonts w:ascii="Segoe UI" w:hAnsi="Segoe UI" w:cs="Segoe UI"/>
+        </w:rPr>
+        <w:t xml:space="preserve">Projects: AlgoPiper, </w:t>
+      </w:r>
+      <w:r>
+        <w:rPr>
+          <w:rFonts w:ascii="Segoe UI" w:hAnsi="Segoe UI" w:cs="Segoe UI"/>
+        </w:rPr>
+        <w:t>TURING</w:t>
+      </w:r>
+      <w:r>
+        <w:rPr>
+          <w:rFonts w:ascii="Segoe UI" w:hAnsi="Segoe UI" w:cs="Segoe UI"/>
+        </w:rPr>
+        <w:br/>
+      </w:r>
+      <w:r>
+        <w:rPr>
+          <w:rFonts w:ascii="Segoe UI" w:hAnsi="Segoe UI" w:cs="Segoe UI"/>
+        </w:rPr>
+        <w:t>Jan.</w:t>
+      </w:r>
+      <w:r>
+        <w:rPr>
+          <w:rFonts w:ascii="Segoe UI" w:hAnsi="Segoe UI" w:cs="Segoe UI"/>
+        </w:rPr>
+        <w:t xml:space="preserve"> 2015-</w:t>
+      </w:r>
+      <w:r>
+        <w:rPr>
+          <w:rFonts w:ascii="Segoe UI" w:hAnsi="Segoe UI" w:cs="Segoe UI"/>
+        </w:rPr>
+        <w:t>Dec. 2016</w:t>
       </w:r>
       <w:r>
         <w:rPr>
@@ -1605,39 +1750,69 @@
           <w:i/>
           <w:iCs/>
         </w:rPr>
-        <w:t>R</w:t>
-      </w:r>
-      <w:r>
-        <w:rPr>
-          <w:rFonts w:ascii="Segoe UI" w:hAnsi="Segoe UI" w:cs="Segoe UI"/>
-          <w:i/>
-          <w:iCs/>
-        </w:rPr>
-        <w:t>esearch Intern</w:t>
-      </w:r>
-      <w:r>
-        <w:rPr>
-          <w:rFonts w:ascii="Segoe UI" w:hAnsi="Segoe UI" w:cs="Segoe UI"/>
-        </w:rPr>
-        <w:t>, Microsoft Research, Redmond, WA, USA</w:t>
-      </w:r>
-      <w:r>
-        <w:rPr>
-          <w:rFonts w:ascii="Segoe UI" w:hAnsi="Segoe UI" w:cs="Segoe UI"/>
-        </w:rPr>
-        <w:br/>
-      </w:r>
-      <w:r>
-        <w:rPr>
-          <w:rFonts w:ascii="Segoe UI" w:hAnsi="Segoe UI" w:cs="Segoe UI"/>
-        </w:rPr>
-        <w:t xml:space="preserve">June 2017 </w:t>
-      </w:r>
-      <w:r>
-        <w:rPr>
-          <w:rFonts w:ascii="Segoe UI" w:hAnsi="Segoe UI" w:cs="Segoe UI"/>
-        </w:rPr>
-        <w:t>–</w:t>
+        <w:t>T</w:t>
+      </w:r>
+      <w:r>
+        <w:rPr>
+          <w:rFonts w:ascii="Segoe UI" w:hAnsi="Segoe UI" w:cs="Segoe UI"/>
+          <w:i/>
+          <w:iCs/>
+        </w:rPr>
+        <w:t>eaching Assistant</w:t>
+      </w:r>
+      <w:r>
+        <w:rPr>
+          <w:rFonts w:ascii="Segoe UI" w:hAnsi="Segoe UI" w:cs="Segoe UI"/>
+        </w:rPr>
+        <w:t>, Computer Science and Engineering, University of Connecticut</w:t>
+      </w:r>
+      <w:r>
+        <w:rPr>
+          <w:rFonts w:ascii="Segoe UI" w:hAnsi="Segoe UI" w:cs="Segoe UI"/>
+        </w:rPr>
+        <w:t>, CT, USA</w:t>
+      </w:r>
+      <w:r>
+        <w:rPr>
+          <w:rFonts w:ascii="Segoe UI" w:hAnsi="Segoe UI" w:cs="Segoe UI"/>
+        </w:rPr>
+        <w:br/>
+      </w:r>
+      <w:r>
+        <w:rPr>
+          <w:rFonts w:ascii="Segoe UI" w:hAnsi="Segoe UI" w:cs="Segoe UI"/>
+        </w:rPr>
+        <w:tab/>
+      </w:r>
+      <w:r>
+        <w:rPr>
+          <w:rFonts w:ascii="Segoe UI" w:hAnsi="Segoe UI" w:cs="Segoe UI"/>
+        </w:rPr>
+        <w:tab/>
+      </w:r>
+      <w:r>
+        <w:rPr>
+          <w:rFonts w:ascii="Segoe UI" w:hAnsi="Segoe UI" w:cs="Segoe UI"/>
+        </w:rPr>
+        <w:tab/>
+      </w:r>
+      <w:r>
+        <w:rPr>
+          <w:rFonts w:ascii="Segoe UI" w:hAnsi="Segoe UI" w:cs="Segoe UI"/>
+        </w:rPr>
+        <w:tab/>
+      </w:r>
+      <w:r>
+        <w:rPr>
+          <w:rFonts w:ascii="Segoe UI" w:hAnsi="Segoe UI" w:cs="Segoe UI"/>
+        </w:rPr>
+        <w:t xml:space="preserve">Courses: </w:t>
+      </w:r>
+      <w:r>
+        <w:rPr>
+          <w:rFonts w:ascii="Segoe UI" w:hAnsi="Segoe UI" w:cs="Segoe UI"/>
+        </w:rPr>
+        <w:t>Statistical</w:t>
       </w:r>
       <w:r>
         <w:rPr>
@@ -1649,7 +1824,67 @@
         <w:rPr>
           <w:rFonts w:ascii="Segoe UI" w:hAnsi="Segoe UI" w:cs="Segoe UI"/>
         </w:rPr>
-        <w:t>Aug. 2018</w:t>
+        <w:t>Analysis of Computer Systems</w:t>
+      </w:r>
+      <w:r>
+        <w:rPr>
+          <w:rFonts w:ascii="Segoe UI" w:hAnsi="Segoe UI" w:cs="Segoe UI"/>
+        </w:rPr>
+        <w:t>,</w:t>
+      </w:r>
+      <w:r>
+        <w:rPr>
+          <w:rFonts w:ascii="Segoe UI" w:hAnsi="Segoe UI" w:cs="Segoe UI"/>
+        </w:rPr>
+        <w:t xml:space="preserve"> </w:t>
+      </w:r>
+      <w:r>
+        <w:rPr>
+          <w:rFonts w:ascii="Segoe UI" w:hAnsi="Segoe UI" w:cs="Segoe UI"/>
+        </w:rPr>
+        <w:t xml:space="preserve">Algorithms </w:t>
+      </w:r>
+      <w:r>
+        <w:rPr>
+          <w:rFonts w:ascii="Segoe UI" w:hAnsi="Segoe UI" w:cs="Segoe UI"/>
+        </w:rPr>
+        <w:t>&amp;</w:t>
+      </w:r>
+      <w:r>
+        <w:rPr>
+          <w:rFonts w:ascii="Segoe UI" w:hAnsi="Segoe UI" w:cs="Segoe UI"/>
+        </w:rPr>
+        <w:t xml:space="preserve"> Complexity</w:t>
+      </w:r>
+      <w:r>
+        <w:rPr>
+          <w:rFonts w:ascii="Segoe UI" w:hAnsi="Segoe UI" w:cs="Segoe UI"/>
+        </w:rPr>
+        <w:t>,</w:t>
+      </w:r>
+      <w:r>
+        <w:rPr>
+          <w:rFonts w:ascii="Segoe UI" w:hAnsi="Segoe UI" w:cs="Segoe UI"/>
+        </w:rPr>
+        <w:t xml:space="preserve"> Cloud Computing</w:t>
+      </w:r>
+      <w:r>
+        <w:rPr>
+          <w:rFonts w:ascii="Segoe UI" w:hAnsi="Segoe UI" w:cs="Segoe UI"/>
+        </w:rPr>
+        <w:br/>
+      </w:r>
+      <w:r>
+        <w:rPr>
+          <w:rFonts w:ascii="Segoe UI" w:hAnsi="Segoe UI" w:cs="Segoe UI"/>
+        </w:rPr>
+        <w:t>Summer 2016</w:t>
+      </w:r>
+      <w:r>
+        <w:rPr>
+          <w:rFonts w:ascii="Segoe UI" w:hAnsi="Segoe UI" w:cs="Segoe UI"/>
+        </w:rPr>
+        <w:tab/>
       </w:r>
       <w:r>
         <w:rPr>
@@ -1673,55 +1908,37 @@
           <w:i/>
           <w:iCs/>
         </w:rPr>
-        <w:t>esearch &amp; Development Engineer</w:t>
-      </w:r>
-      <w:r>
-        <w:rPr>
-          <w:rFonts w:ascii="Segoe UI" w:hAnsi="Segoe UI" w:cs="Segoe UI"/>
-        </w:rPr>
-        <w:t>, xWARE Integrated Solutions, Assiut, Egypt.</w:t>
-      </w:r>
-      <w:r>
-        <w:rPr>
-          <w:rFonts w:ascii="Segoe UI" w:hAnsi="Segoe UI" w:cs="Segoe UI"/>
-        </w:rPr>
-        <w:br/>
-      </w:r>
-      <w:r>
-        <w:rPr>
-          <w:rFonts w:ascii="Segoe UI" w:hAnsi="Segoe UI" w:cs="Segoe UI"/>
-        </w:rPr>
-        <w:t>Jun.</w:t>
-      </w:r>
-      <w:r>
-        <w:rPr>
-          <w:rFonts w:ascii="Segoe UI" w:hAnsi="Segoe UI" w:cs="Segoe UI"/>
-        </w:rPr>
-        <w:t xml:space="preserve"> 2017 </w:t>
-      </w:r>
-      <w:r>
-        <w:rPr>
-          <w:rFonts w:ascii="Segoe UI" w:hAnsi="Segoe UI" w:cs="Segoe UI"/>
-        </w:rPr>
-        <w:t>–</w:t>
-      </w:r>
-      <w:r>
-        <w:rPr>
-          <w:rFonts w:ascii="Segoe UI" w:hAnsi="Segoe UI" w:cs="Segoe UI"/>
-        </w:rPr>
-        <w:t xml:space="preserve"> </w:t>
-      </w:r>
-      <w:r>
-        <w:rPr>
-          <w:rFonts w:ascii="Segoe UI" w:hAnsi="Segoe UI" w:cs="Segoe UI"/>
-        </w:rPr>
-        <w:t>Aug. 2018</w:t>
-      </w:r>
-      <w:r>
-        <w:rPr>
-          <w:rFonts w:ascii="Segoe UI" w:hAnsi="Segoe UI" w:cs="Segoe UI"/>
-        </w:rPr>
-        <w:t xml:space="preserve"> </w:t>
+        <w:t>esearch Intern</w:t>
+      </w:r>
+      <w:r>
+        <w:rPr>
+          <w:rFonts w:ascii="Segoe UI" w:hAnsi="Segoe UI" w:cs="Segoe UI"/>
+        </w:rPr>
+        <w:t>, Sheida Nabavi Lab, Univer</w:t>
+      </w:r>
+      <w:r>
+        <w:rPr>
+          <w:rFonts w:ascii="Segoe UI" w:hAnsi="Segoe UI" w:cs="Segoe UI"/>
+        </w:rPr>
+        <w:t>sity of Connecticut</w:t>
+      </w:r>
+      <w:r>
+        <w:rPr>
+          <w:rFonts w:ascii="Segoe UI" w:hAnsi="Segoe UI" w:cs="Segoe UI"/>
+        </w:rPr>
+        <w:t>, CT, USA</w:t>
+      </w:r>
+      <w:r>
+        <w:rPr>
+          <w:rFonts w:ascii="Segoe UI" w:hAnsi="Segoe UI" w:cs="Segoe UI"/>
+        </w:rPr>
+        <w:br/>
+      </w:r>
+      <w:r>
+        <w:rPr>
+          <w:rFonts w:ascii="Segoe UI" w:hAnsi="Segoe UI" w:cs="Segoe UI"/>
+        </w:rPr>
+        <w:t>Jan. 2015-Dec. 2015</w:t>
       </w:r>
       <w:r>
         <w:rPr>
@@ -1737,74 +1954,147 @@
           <w:i/>
           <w:iCs/>
         </w:rPr>
-        <w:t>T</w:t>
-      </w:r>
-      <w:r>
-        <w:rPr>
-          <w:rFonts w:ascii="Segoe UI" w:hAnsi="Segoe UI" w:cs="Segoe UI"/>
-        </w:rPr>
-        <w:t>eaching Assistant, Computer Science, Assiut University, Egypt</w:t>
-      </w:r>
-      <w:r>
-        <w:rPr>
-          <w:rFonts w:ascii="Segoe UI" w:hAnsi="Segoe UI" w:cs="Segoe UI"/>
-        </w:rPr>
-        <w:br/>
-      </w:r>
-      <w:r>
-        <w:rPr>
-          <w:rFonts w:ascii="Segoe UI" w:hAnsi="Segoe UI" w:cs="Segoe UI"/>
-        </w:rPr>
-        <w:tab/>
-      </w:r>
-      <w:r>
-        <w:rPr>
-          <w:rFonts w:ascii="Segoe UI" w:hAnsi="Segoe UI" w:cs="Segoe UI"/>
-        </w:rPr>
-        <w:tab/>
-      </w:r>
-      <w:r>
-        <w:rPr>
-          <w:rFonts w:ascii="Segoe UI" w:hAnsi="Segoe UI" w:cs="Segoe UI"/>
-        </w:rPr>
-        <w:tab/>
-      </w:r>
-      <w:r>
-        <w:rPr>
-          <w:rFonts w:ascii="Segoe UI" w:hAnsi="Segoe UI" w:cs="Segoe UI"/>
-        </w:rPr>
-        <w:tab/>
-        <w:t>Courses</w:t>
-      </w:r>
-      <w:r>
-        <w:rPr>
-          <w:rFonts w:ascii="Segoe UI" w:hAnsi="Segoe UI" w:cs="Segoe UI"/>
-        </w:rPr>
-        <w:t xml:space="preserve"> Taught</w:t>
-      </w:r>
-      <w:r>
-        <w:rPr>
-          <w:rFonts w:ascii="Segoe UI" w:hAnsi="Segoe UI" w:cs="Segoe UI"/>
-        </w:rPr>
-        <w:t>: Computer Architecture, Programming with Assembly for x86 architectures.</w:t>
-      </w:r>
-      <w:r>
-        <w:rPr>
-          <w:rFonts w:ascii="Segoe UI" w:hAnsi="Segoe UI" w:cs="Segoe UI"/>
-        </w:rPr>
-        <w:br/>
-      </w:r>
-      <w:r>
-        <w:rPr>
-          <w:rFonts w:ascii="Segoe UI" w:hAnsi="Segoe UI" w:cs="Segoe UI"/>
-        </w:rPr>
-        <w:t>Jan. 2016-</w:t>
-      </w:r>
-      <w:r>
-        <w:rPr>
-          <w:rFonts w:ascii="Segoe UI" w:hAnsi="Segoe UI" w:cs="Segoe UI"/>
-        </w:rPr>
-        <w:t>May. 2017</w:t>
+        <w:t>R</w:t>
+      </w:r>
+      <w:r>
+        <w:rPr>
+          <w:rFonts w:ascii="Segoe UI" w:hAnsi="Segoe UI" w:cs="Segoe UI"/>
+          <w:i/>
+          <w:iCs/>
+        </w:rPr>
+        <w:t>esearch Assistant</w:t>
+      </w:r>
+      <w:r>
+        <w:rPr>
+          <w:rFonts w:ascii="Segoe UI" w:hAnsi="Segoe UI" w:cs="Segoe UI"/>
+        </w:rPr>
+        <w:t xml:space="preserve">, </w:t>
+      </w:r>
+      <w:r>
+        <w:rPr>
+          <w:rFonts w:ascii="Segoe UI" w:hAnsi="Segoe UI" w:cs="Segoe UI"/>
+        </w:rPr>
+        <w:t>Center for Hardware Assurance, Security and Engineering</w:t>
+      </w:r>
+      <w:r>
+        <w:rPr>
+          <w:rFonts w:ascii="Segoe UI" w:hAnsi="Segoe UI" w:cs="Segoe UI"/>
+        </w:rPr>
+        <w:t>,</w:t>
+      </w:r>
+      <w:r>
+        <w:rPr>
+          <w:rFonts w:ascii="Segoe UI" w:hAnsi="Segoe UI" w:cs="Segoe UI"/>
+        </w:rPr>
+        <w:t xml:space="preserve"> Electrical</w:t>
+      </w:r>
+      <w:r>
+        <w:rPr>
+          <w:rFonts w:ascii="Segoe UI" w:hAnsi="Segoe UI" w:cs="Segoe UI"/>
+        </w:rPr>
+        <w:br/>
+      </w:r>
+      <w:r>
+        <w:rPr>
+          <w:rFonts w:ascii="Segoe UI" w:hAnsi="Segoe UI" w:cs="Segoe UI"/>
+        </w:rPr>
+        <w:tab/>
+      </w:r>
+      <w:r>
+        <w:rPr>
+          <w:rFonts w:ascii="Segoe UI" w:hAnsi="Segoe UI" w:cs="Segoe UI"/>
+        </w:rPr>
+        <w:tab/>
+      </w:r>
+      <w:r>
+        <w:rPr>
+          <w:rFonts w:ascii="Segoe UI" w:hAnsi="Segoe UI" w:cs="Segoe UI"/>
+        </w:rPr>
+        <w:tab/>
+      </w:r>
+      <w:r>
+        <w:rPr>
+          <w:rFonts w:ascii="Segoe UI" w:hAnsi="Segoe UI" w:cs="Segoe UI"/>
+        </w:rPr>
+        <w:tab/>
+      </w:r>
+      <w:r>
+        <w:rPr>
+          <w:rFonts w:ascii="Segoe UI" w:hAnsi="Segoe UI" w:cs="Segoe UI"/>
+        </w:rPr>
+        <w:t>and Computer Engineering, University of Connecticut</w:t>
+      </w:r>
+      <w:r>
+        <w:rPr>
+          <w:rFonts w:ascii="Segoe UI" w:hAnsi="Segoe UI" w:cs="Segoe UI"/>
+        </w:rPr>
+        <w:t>, CT, USA</w:t>
+      </w:r>
+      <w:r>
+        <w:rPr>
+          <w:rFonts w:ascii="Segoe UI" w:hAnsi="Segoe UI" w:cs="Segoe UI"/>
+        </w:rPr>
+        <w:br/>
+      </w:r>
+      <w:r>
+        <w:rPr>
+          <w:rFonts w:ascii="Segoe UI" w:hAnsi="Segoe UI" w:cs="Segoe UI"/>
+        </w:rPr>
+        <w:tab/>
+      </w:r>
+      <w:r>
+        <w:rPr>
+          <w:rFonts w:ascii="Segoe UI" w:hAnsi="Segoe UI" w:cs="Segoe UI"/>
+        </w:rPr>
+        <w:tab/>
+      </w:r>
+      <w:r>
+        <w:rPr>
+          <w:rFonts w:ascii="Segoe UI" w:hAnsi="Segoe UI" w:cs="Segoe UI"/>
+        </w:rPr>
+        <w:tab/>
+      </w:r>
+      <w:r>
+        <w:rPr>
+          <w:rFonts w:ascii="Segoe UI" w:hAnsi="Segoe UI" w:cs="Segoe UI"/>
+        </w:rPr>
+        <w:tab/>
+      </w:r>
+      <w:r>
+        <w:rPr>
+          <w:rFonts w:ascii="Segoe UI" w:hAnsi="Segoe UI" w:cs="Segoe UI"/>
+        </w:rPr>
+        <w:t xml:space="preserve">Project: </w:t>
+      </w:r>
+      <w:r>
+        <w:rPr>
+          <w:rFonts w:ascii="Segoe UI" w:hAnsi="Segoe UI" w:cs="Segoe UI"/>
+        </w:rPr>
+        <w:t>Anomalous behavior detection through real-time analysis of log files</w:t>
+      </w:r>
+      <w:r>
+        <w:rPr>
+          <w:rFonts w:ascii="Segoe UI" w:hAnsi="Segoe UI" w:cs="Segoe UI"/>
+        </w:rPr>
+        <w:br/>
+      </w:r>
+      <w:r>
+        <w:rPr>
+          <w:rFonts w:ascii="Segoe UI" w:hAnsi="Segoe UI" w:cs="Segoe UI"/>
+        </w:rPr>
+        <w:t>Summer</w:t>
+      </w:r>
+      <w:r>
+        <w:rPr>
+          <w:rFonts w:ascii="Segoe UI" w:hAnsi="Segoe UI" w:cs="Segoe UI"/>
+        </w:rPr>
+        <w:t xml:space="preserve"> 2015</w:t>
+      </w:r>
+      <w:r>
+        <w:rPr>
+          <w:rFonts w:ascii="Segoe UI" w:hAnsi="Segoe UI" w:cs="Segoe UI"/>
+        </w:rPr>
+        <w:tab/>
       </w:r>
       <w:r>
         <w:rPr>
@@ -1828,7 +2118,7 @@
           <w:i/>
           <w:iCs/>
         </w:rPr>
-        <w:t>esearch Assistant</w:t>
+        <w:t>esearch Intern</w:t>
       </w:r>
       <w:r>
         <w:rPr>
@@ -1852,61 +2142,7 @@
         <w:rPr>
           <w:rFonts w:ascii="Segoe UI" w:hAnsi="Segoe UI" w:cs="Segoe UI"/>
         </w:rPr>
-        <w:tab/>
-      </w:r>
-      <w:r>
-        <w:rPr>
-          <w:rFonts w:ascii="Segoe UI" w:hAnsi="Segoe UI" w:cs="Segoe UI"/>
-        </w:rPr>
-        <w:tab/>
-      </w:r>
-      <w:r>
-        <w:rPr>
-          <w:rFonts w:ascii="Segoe UI" w:hAnsi="Segoe UI" w:cs="Segoe UI"/>
-        </w:rPr>
-        <w:tab/>
-      </w:r>
-      <w:r>
-        <w:rPr>
-          <w:rFonts w:ascii="Segoe UI" w:hAnsi="Segoe UI" w:cs="Segoe UI"/>
-        </w:rPr>
-        <w:tab/>
-      </w:r>
-      <w:r>
-        <w:rPr>
-          <w:rFonts w:ascii="Segoe UI" w:hAnsi="Segoe UI" w:cs="Segoe UI"/>
-        </w:rPr>
-        <w:t xml:space="preserve">Projects: AlgoPiper, </w:t>
-      </w:r>
-      <w:r>
-        <w:rPr>
-          <w:rFonts w:ascii="Segoe UI" w:hAnsi="Segoe UI" w:cs="Segoe UI"/>
-        </w:rPr>
-        <w:t>TURING</w:t>
-      </w:r>
-      <w:r>
-        <w:rPr>
-          <w:rFonts w:ascii="Segoe UI" w:hAnsi="Segoe UI" w:cs="Segoe UI"/>
-        </w:rPr>
-        <w:br/>
-      </w:r>
-      <w:r>
-        <w:rPr>
-          <w:rFonts w:ascii="Segoe UI" w:hAnsi="Segoe UI" w:cs="Segoe UI"/>
-        </w:rPr>
-        <w:t>Jan.</w:t>
-      </w:r>
-      <w:r>
-        <w:rPr>
-          <w:rFonts w:ascii="Segoe UI" w:hAnsi="Segoe UI" w:cs="Segoe UI"/>
-        </w:rPr>
-        <w:t xml:space="preserve"> 2015-</w:t>
-      </w:r>
-      <w:r>
-        <w:rPr>
-          <w:rFonts w:ascii="Segoe UI" w:hAnsi="Segoe UI" w:cs="Segoe UI"/>
-        </w:rPr>
-        <w:t>Dec. 2016</w:t>
+        <w:t>Oct. 2013-Dec. 2014</w:t>
       </w:r>
       <w:r>
         <w:rPr>
@@ -1936,13 +2172,7 @@
         <w:rPr>
           <w:rFonts w:ascii="Segoe UI" w:hAnsi="Segoe UI" w:cs="Segoe UI"/>
         </w:rPr>
-        <w:t>, Computer Science and Engineering, University of Connecticut</w:t>
-      </w:r>
-      <w:r>
-        <w:rPr>
-          <w:rFonts w:ascii="Segoe UI" w:hAnsi="Segoe UI" w:cs="Segoe UI"/>
-        </w:rPr>
-        <w:t>, CT, USA</w:t>
+        <w:t>, Computer Science, Assiut University, Egypt</w:t>
       </w:r>
       <w:r>
         <w:rPr>
@@ -1984,73 +2214,20 @@
         <w:rPr>
           <w:rFonts w:ascii="Segoe UI" w:hAnsi="Segoe UI" w:cs="Segoe UI"/>
         </w:rPr>
-        <w:t>Statistical</w:t>
-      </w:r>
-      <w:r>
-        <w:rPr>
-          <w:rFonts w:ascii="Segoe UI" w:hAnsi="Segoe UI" w:cs="Segoe UI"/>
-        </w:rPr>
-        <w:t xml:space="preserve"> </w:t>
-      </w:r>
-      <w:r>
-        <w:rPr>
-          <w:rFonts w:ascii="Segoe UI" w:hAnsi="Segoe UI" w:cs="Segoe UI"/>
-        </w:rPr>
-        <w:t>Analysis of Computer Systems</w:t>
-      </w:r>
-      <w:r>
-        <w:rPr>
-          <w:rFonts w:ascii="Segoe UI" w:hAnsi="Segoe UI" w:cs="Segoe UI"/>
-        </w:rPr>
-        <w:t>,</w:t>
-      </w:r>
-      <w:r>
-        <w:rPr>
-          <w:rFonts w:ascii="Segoe UI" w:hAnsi="Segoe UI" w:cs="Segoe UI"/>
-        </w:rPr>
-        <w:t xml:space="preserve"> </w:t>
-      </w:r>
-      <w:r>
-        <w:rPr>
-          <w:rFonts w:ascii="Segoe UI" w:hAnsi="Segoe UI" w:cs="Segoe UI"/>
-        </w:rPr>
-        <w:t xml:space="preserve">Algorithms </w:t>
-      </w:r>
-      <w:r>
-        <w:rPr>
-          <w:rFonts w:ascii="Segoe UI" w:hAnsi="Segoe UI" w:cs="Segoe UI"/>
-        </w:rPr>
-        <w:t>&amp;</w:t>
-      </w:r>
-      <w:r>
-        <w:rPr>
-          <w:rFonts w:ascii="Segoe UI" w:hAnsi="Segoe UI" w:cs="Segoe UI"/>
-        </w:rPr>
-        <w:t xml:space="preserve"> Complexity</w:t>
-      </w:r>
-      <w:r>
-        <w:rPr>
-          <w:rFonts w:ascii="Segoe UI" w:hAnsi="Segoe UI" w:cs="Segoe UI"/>
-        </w:rPr>
-        <w:t>,</w:t>
-      </w:r>
-      <w:r>
-        <w:rPr>
-          <w:rFonts w:ascii="Segoe UI" w:hAnsi="Segoe UI" w:cs="Segoe UI"/>
-        </w:rPr>
-        <w:t xml:space="preserve"> Cloud Computing</w:t>
-      </w:r>
-      <w:r>
-        <w:rPr>
-          <w:rFonts w:ascii="Segoe UI" w:hAnsi="Segoe UI" w:cs="Segoe UI"/>
-        </w:rPr>
-        <w:br/>
-      </w:r>
-      <w:r>
-        <w:rPr>
-          <w:rFonts w:ascii="Segoe UI" w:hAnsi="Segoe UI" w:cs="Segoe UI"/>
-        </w:rPr>
-        <w:t>Summer 2016</w:t>
+        <w:t>Introduction to Object Oriented Programming using Java, Compilers Theory</w:t>
+      </w:r>
+      <w:r>
+        <w:rPr>
+          <w:rFonts w:ascii="Segoe UI" w:hAnsi="Segoe UI" w:cs="Segoe UI"/>
+        </w:rPr>
+        <w:br/>
+      </w:r>
+      <w:r>
+        <w:rPr>
+          <w:rFonts w:ascii="Segoe UI" w:hAnsi="Segoe UI" w:cs="Segoe UI"/>
+        </w:rPr>
+        <w:lastRenderedPageBreak/>
+        <w:t>Summer 2012</w:t>
       </w:r>
       <w:r>
         <w:rPr>
@@ -2072,397 +2249,224 @@
           <w:i/>
           <w:iCs/>
         </w:rPr>
-        <w:t>R</w:t>
-      </w:r>
-      <w:r>
-        <w:rPr>
-          <w:rFonts w:ascii="Segoe UI" w:hAnsi="Segoe UI" w:cs="Segoe UI"/>
-          <w:i/>
-          <w:iCs/>
-        </w:rPr>
-        <w:t>esearch Intern</w:t>
-      </w:r>
-      <w:r>
-        <w:rPr>
-          <w:rFonts w:ascii="Segoe UI" w:hAnsi="Segoe UI" w:cs="Segoe UI"/>
-        </w:rPr>
-        <w:t xml:space="preserve">, </w:t>
-      </w:r>
-      <w:proofErr w:type="spellStart"/>
-      <w:r>
-        <w:rPr>
-          <w:rFonts w:ascii="Segoe UI" w:hAnsi="Segoe UI" w:cs="Segoe UI"/>
-        </w:rPr>
-        <w:t>Sheida</w:t>
-      </w:r>
-      <w:proofErr w:type="spellEnd"/>
+        <w:t>S</w:t>
+      </w:r>
+      <w:r>
+        <w:rPr>
+          <w:rFonts w:ascii="Segoe UI" w:hAnsi="Segoe UI" w:cs="Segoe UI"/>
+          <w:i/>
+          <w:iCs/>
+        </w:rPr>
+        <w:t>oftware Engineering Intern</w:t>
+      </w:r>
+      <w:r>
+        <w:rPr>
+          <w:rFonts w:ascii="Segoe UI" w:hAnsi="Segoe UI" w:cs="Segoe UI"/>
+        </w:rPr>
+        <w:t>,</w:t>
+      </w:r>
+      <w:r>
+        <w:rPr>
+          <w:rFonts w:ascii="Segoe UI" w:hAnsi="Segoe UI" w:cs="Segoe UI"/>
+        </w:rPr>
+        <w:t xml:space="preserve"> ITWorx, Cairo, Egypt</w:t>
+      </w:r>
+      <w:r>
+        <w:rPr>
+          <w:rFonts w:ascii="Segoe UI" w:hAnsi="Segoe UI" w:cs="Segoe UI"/>
+        </w:rPr>
+        <w:br/>
+      </w:r>
+      <w:r>
+        <w:rPr>
+          <w:rFonts w:ascii="Segoe UI" w:hAnsi="Segoe UI" w:cs="Segoe UI"/>
+        </w:rPr>
+        <w:tab/>
+      </w:r>
+      <w:r>
+        <w:rPr>
+          <w:rFonts w:ascii="Segoe UI" w:hAnsi="Segoe UI" w:cs="Segoe UI"/>
+        </w:rPr>
+        <w:tab/>
+      </w:r>
+      <w:r>
+        <w:rPr>
+          <w:rFonts w:ascii="Segoe UI" w:hAnsi="Segoe UI" w:cs="Segoe UI"/>
+        </w:rPr>
+        <w:tab/>
+      </w:r>
+      <w:r>
+        <w:rPr>
+          <w:rFonts w:ascii="Segoe UI" w:hAnsi="Segoe UI" w:cs="Segoe UI"/>
+        </w:rPr>
+        <w:tab/>
+      </w:r>
+      <w:r>
+        <w:rPr>
+          <w:rFonts w:ascii="Segoe UI" w:hAnsi="Segoe UI" w:cs="Segoe UI"/>
+        </w:rPr>
+        <w:t>Project</w:t>
+      </w:r>
+      <w:r>
+        <w:rPr>
+          <w:rFonts w:ascii="Segoe UI" w:hAnsi="Segoe UI" w:cs="Segoe UI"/>
+        </w:rPr>
+        <w:t xml:space="preserve">: </w:t>
+      </w:r>
+      <w:r>
+        <w:rPr>
+          <w:rFonts w:ascii="Segoe UI" w:hAnsi="Segoe UI" w:cs="Segoe UI"/>
+        </w:rPr>
+        <w:t>School Management System</w:t>
+      </w:r>
       <w:r>
         <w:rPr>
           <w:rFonts w:ascii="Segoe UI" w:hAnsi="Segoe UI" w:cs="Segoe UI"/>
         </w:rPr>
         <w:t xml:space="preserve"> </w:t>
       </w:r>
-      <w:proofErr w:type="spellStart"/>
-      <w:r>
-        <w:rPr>
-          <w:rFonts w:ascii="Segoe UI" w:hAnsi="Segoe UI" w:cs="Segoe UI"/>
-        </w:rPr>
-        <w:t>Nabavi</w:t>
-      </w:r>
-      <w:proofErr w:type="spellEnd"/>
-      <w:r>
-        <w:rPr>
-          <w:rFonts w:ascii="Segoe UI" w:hAnsi="Segoe UI" w:cs="Segoe UI"/>
-        </w:rPr>
-        <w:t xml:space="preserve"> Lab, Univer</w:t>
-      </w:r>
-      <w:r>
-        <w:rPr>
-          <w:rFonts w:ascii="Segoe UI" w:hAnsi="Segoe UI" w:cs="Segoe UI"/>
-        </w:rPr>
-        <w:t>sity of Connecticut</w:t>
-      </w:r>
-      <w:r>
-        <w:rPr>
-          <w:rFonts w:ascii="Segoe UI" w:hAnsi="Segoe UI" w:cs="Segoe UI"/>
-        </w:rPr>
-        <w:t>, CT, USA</w:t>
-      </w:r>
-      <w:r>
-        <w:rPr>
-          <w:rFonts w:ascii="Segoe UI" w:hAnsi="Segoe UI" w:cs="Segoe UI"/>
-        </w:rPr>
-        <w:br/>
-      </w:r>
-      <w:r>
-        <w:rPr>
-          <w:rFonts w:ascii="Segoe UI" w:hAnsi="Segoe UI" w:cs="Segoe UI"/>
-        </w:rPr>
-        <w:t>Jan. 2015-Dec. 2015</w:t>
-      </w:r>
-      <w:r>
-        <w:rPr>
-          <w:rFonts w:ascii="Segoe UI" w:hAnsi="Segoe UI" w:cs="Segoe UI"/>
-        </w:rPr>
-        <w:tab/>
-      </w:r>
+      <w:r>
+        <w:rPr>
+          <w:rFonts w:ascii="Segoe UI" w:hAnsi="Segoe UI" w:cs="Segoe UI"/>
+        </w:rPr>
+        <w:t>using Microsoft SharePoint technology</w:t>
+      </w:r>
+    </w:p>
+    <w:p>
+      <w:pPr>
+        <w:ind w:left="-270" w:right="-180"/>
+        <w:rPr>
+          <w:rFonts w:ascii="Segoe UI" w:hAnsi="Segoe UI" w:cs="Segoe UI"/>
+        </w:rPr>
+      </w:pPr>
       <w:r>
         <w:rPr>
           <w:rFonts w:ascii="Segoe UI" w:hAnsi="Segoe UI" w:cs="Segoe UI"/>
           <w:b/>
           <w:bCs/>
-          <w:i/>
-          <w:iCs/>
-        </w:rPr>
-        <w:t>R</w:t>
-      </w:r>
-      <w:r>
-        <w:rPr>
-          <w:rFonts w:ascii="Segoe UI" w:hAnsi="Segoe UI" w:cs="Segoe UI"/>
-          <w:i/>
-          <w:iCs/>
-        </w:rPr>
-        <w:t>esearch Assistant</w:t>
-      </w:r>
-      <w:r>
-        <w:rPr>
-          <w:rFonts w:ascii="Segoe UI" w:hAnsi="Segoe UI" w:cs="Segoe UI"/>
-        </w:rPr>
-        <w:t xml:space="preserve">, </w:t>
-      </w:r>
-      <w:r>
-        <w:rPr>
-          <w:rFonts w:ascii="Segoe UI" w:hAnsi="Segoe UI" w:cs="Segoe UI"/>
-        </w:rPr>
-        <w:t>Center for Hardware Assurance, Security and Engineering</w:t>
-      </w:r>
-      <w:r>
-        <w:rPr>
-          <w:rFonts w:ascii="Segoe UI" w:hAnsi="Segoe UI" w:cs="Segoe UI"/>
-        </w:rPr>
-        <w:t>,</w:t>
-      </w:r>
-      <w:r>
-        <w:rPr>
-          <w:rFonts w:ascii="Segoe UI" w:hAnsi="Segoe UI" w:cs="Segoe UI"/>
-        </w:rPr>
-        <w:t xml:space="preserve"> Electrical</w:t>
-      </w:r>
-      <w:r>
-        <w:rPr>
-          <w:rFonts w:ascii="Segoe UI" w:hAnsi="Segoe UI" w:cs="Segoe UI"/>
-        </w:rPr>
-        <w:br/>
-      </w:r>
-      <w:r>
-        <w:rPr>
-          <w:rFonts w:ascii="Segoe UI" w:hAnsi="Segoe UI" w:cs="Segoe UI"/>
-        </w:rPr>
-        <w:tab/>
-      </w:r>
-      <w:r>
-        <w:rPr>
-          <w:rFonts w:ascii="Segoe UI" w:hAnsi="Segoe UI" w:cs="Segoe UI"/>
-        </w:rPr>
-        <w:tab/>
-      </w:r>
-      <w:r>
-        <w:rPr>
-          <w:rFonts w:ascii="Segoe UI" w:hAnsi="Segoe UI" w:cs="Segoe UI"/>
-        </w:rPr>
-        <w:tab/>
-      </w:r>
-      <w:r>
-        <w:rPr>
-          <w:rFonts w:ascii="Segoe UI" w:hAnsi="Segoe UI" w:cs="Segoe UI"/>
-        </w:rPr>
-        <w:tab/>
-      </w:r>
-      <w:r>
-        <w:rPr>
-          <w:rFonts w:ascii="Segoe UI" w:hAnsi="Segoe UI" w:cs="Segoe UI"/>
-        </w:rPr>
-        <w:t>and Computer Engineering, University of Connecticut</w:t>
-      </w:r>
-      <w:r>
-        <w:rPr>
-          <w:rFonts w:ascii="Segoe UI" w:hAnsi="Segoe UI" w:cs="Segoe UI"/>
-        </w:rPr>
-        <w:t>, CT, USA</w:t>
-      </w:r>
-      <w:r>
-        <w:rPr>
-          <w:rFonts w:ascii="Segoe UI" w:hAnsi="Segoe UI" w:cs="Segoe UI"/>
-        </w:rPr>
-        <w:br/>
-      </w:r>
-      <w:r>
-        <w:rPr>
-          <w:rFonts w:ascii="Segoe UI" w:hAnsi="Segoe UI" w:cs="Segoe UI"/>
-        </w:rPr>
-        <w:tab/>
-      </w:r>
-      <w:r>
-        <w:rPr>
-          <w:rFonts w:ascii="Segoe UI" w:hAnsi="Segoe UI" w:cs="Segoe UI"/>
-        </w:rPr>
-        <w:tab/>
-      </w:r>
-      <w:r>
-        <w:rPr>
-          <w:rFonts w:ascii="Segoe UI" w:hAnsi="Segoe UI" w:cs="Segoe UI"/>
-        </w:rPr>
-        <w:tab/>
-      </w:r>
-      <w:r>
-        <w:rPr>
-          <w:rFonts w:ascii="Segoe UI" w:hAnsi="Segoe UI" w:cs="Segoe UI"/>
-        </w:rPr>
-        <w:tab/>
-      </w:r>
-      <w:r>
-        <w:rPr>
-          <w:rFonts w:ascii="Segoe UI" w:hAnsi="Segoe UI" w:cs="Segoe UI"/>
-        </w:rPr>
-        <w:t xml:space="preserve">Project: </w:t>
-      </w:r>
-      <w:r>
-        <w:rPr>
-          <w:rFonts w:ascii="Segoe UI" w:hAnsi="Segoe UI" w:cs="Segoe UI"/>
-        </w:rPr>
-        <w:t>Anomalous behavior detection through real-time analysis of log files</w:t>
-      </w:r>
-      <w:r>
-        <w:rPr>
-          <w:rFonts w:ascii="Segoe UI" w:hAnsi="Segoe UI" w:cs="Segoe UI"/>
-        </w:rPr>
-        <w:br/>
-      </w:r>
-      <w:r>
-        <w:rPr>
-          <w:rFonts w:ascii="Segoe UI" w:hAnsi="Segoe UI" w:cs="Segoe UI"/>
-        </w:rPr>
-        <w:t>Summer</w:t>
-      </w:r>
-      <w:r>
-        <w:rPr>
-          <w:rFonts w:ascii="Segoe UI" w:hAnsi="Segoe UI" w:cs="Segoe UI"/>
-        </w:rPr>
-        <w:t xml:space="preserve"> 2015</w:t>
-      </w:r>
-      <w:r>
-        <w:rPr>
-          <w:rFonts w:ascii="Segoe UI" w:hAnsi="Segoe UI" w:cs="Segoe UI"/>
-        </w:rPr>
-        <w:tab/>
-      </w:r>
-      <w:r>
-        <w:rPr>
-          <w:rFonts w:ascii="Segoe UI" w:hAnsi="Segoe UI" w:cs="Segoe UI"/>
-        </w:rPr>
-        <w:tab/>
+        </w:rPr>
+        <w:t>Honors and Awards</w:t>
       </w:r>
       <w:r>
         <w:rPr>
           <w:rFonts w:ascii="Segoe UI" w:hAnsi="Segoe UI" w:cs="Segoe UI"/>
           <w:b/>
           <w:bCs/>
-          <w:i/>
-          <w:iCs/>
-        </w:rPr>
-        <w:t>R</w:t>
-      </w:r>
-      <w:r>
-        <w:rPr>
-          <w:rFonts w:ascii="Segoe UI" w:hAnsi="Segoe UI" w:cs="Segoe UI"/>
-          <w:i/>
-          <w:iCs/>
-        </w:rPr>
-        <w:t>esearch Intern</w:t>
-      </w:r>
-      <w:r>
-        <w:rPr>
-          <w:rFonts w:ascii="Segoe UI" w:hAnsi="Segoe UI" w:cs="Segoe UI"/>
-        </w:rPr>
-        <w:t>, Center for Quantitative Medicine, UConn Health</w:t>
-      </w:r>
-      <w:r>
-        <w:rPr>
-          <w:rFonts w:ascii="Segoe UI" w:hAnsi="Segoe UI" w:cs="Segoe UI"/>
-        </w:rPr>
-        <w:t>, CT, USA</w:t>
-      </w:r>
-      <w:r>
-        <w:rPr>
-          <w:rFonts w:ascii="Segoe UI" w:hAnsi="Segoe UI" w:cs="Segoe UI"/>
-        </w:rPr>
-        <w:br/>
-      </w:r>
-      <w:r>
-        <w:rPr>
-          <w:rFonts w:ascii="Segoe UI" w:hAnsi="Segoe UI" w:cs="Segoe UI"/>
-        </w:rPr>
-        <w:t>Oct. 2013-Dec. 2014</w:t>
-      </w:r>
-      <w:r>
-        <w:rPr>
-          <w:rFonts w:ascii="Segoe UI" w:hAnsi="Segoe UI" w:cs="Segoe UI"/>
-        </w:rPr>
-        <w:tab/>
-      </w:r>
-      <w:r>
-        <w:rPr>
-          <w:rFonts w:ascii="Segoe UI" w:hAnsi="Segoe UI" w:cs="Segoe UI"/>
-          <w:b/>
-          <w:bCs/>
-          <w:i/>
-          <w:iCs/>
-        </w:rPr>
-        <w:t>T</w:t>
-      </w:r>
-      <w:r>
-        <w:rPr>
-          <w:rFonts w:ascii="Segoe UI" w:hAnsi="Segoe UI" w:cs="Segoe UI"/>
-          <w:i/>
-          <w:iCs/>
-        </w:rPr>
-        <w:t>eaching Assistant</w:t>
-      </w:r>
-      <w:r>
-        <w:rPr>
-          <w:rFonts w:ascii="Segoe UI" w:hAnsi="Segoe UI" w:cs="Segoe UI"/>
-        </w:rPr>
-        <w:t>, Computer Science, Assiut University, Egypt</w:t>
-      </w:r>
-      <w:r>
-        <w:rPr>
-          <w:rFonts w:ascii="Segoe UI" w:hAnsi="Segoe UI" w:cs="Segoe UI"/>
-        </w:rPr>
-        <w:br/>
-      </w:r>
-      <w:r>
-        <w:rPr>
-          <w:rFonts w:ascii="Segoe UI" w:hAnsi="Segoe UI" w:cs="Segoe UI"/>
-        </w:rPr>
-        <w:tab/>
-      </w:r>
-      <w:r>
-        <w:rPr>
-          <w:rFonts w:ascii="Segoe UI" w:hAnsi="Segoe UI" w:cs="Segoe UI"/>
-        </w:rPr>
-        <w:tab/>
-      </w:r>
-      <w:r>
-        <w:rPr>
-          <w:rFonts w:ascii="Segoe UI" w:hAnsi="Segoe UI" w:cs="Segoe UI"/>
-        </w:rPr>
-        <w:tab/>
-      </w:r>
-      <w:r>
-        <w:rPr>
-          <w:rFonts w:ascii="Segoe UI" w:hAnsi="Segoe UI" w:cs="Segoe UI"/>
-        </w:rPr>
-        <w:tab/>
-      </w:r>
-      <w:r>
-        <w:rPr>
-          <w:rFonts w:ascii="Segoe UI" w:hAnsi="Segoe UI" w:cs="Segoe UI"/>
-        </w:rPr>
-        <w:t xml:space="preserve">Courses: </w:t>
-      </w:r>
-      <w:r>
-        <w:rPr>
-          <w:rFonts w:ascii="Segoe UI" w:hAnsi="Segoe UI" w:cs="Segoe UI"/>
-        </w:rPr>
-        <w:t>Introduction to Object Oriented Programming using Java, Compilers Theory</w:t>
-      </w:r>
-      <w:r>
-        <w:rPr>
-          <w:rFonts w:ascii="Segoe UI" w:hAnsi="Segoe UI" w:cs="Segoe UI"/>
-        </w:rPr>
-        <w:br/>
-      </w:r>
-      <w:r>
-        <w:rPr>
-          <w:rFonts w:ascii="Segoe UI" w:hAnsi="Segoe UI" w:cs="Segoe UI"/>
-        </w:rPr>
-        <w:t>Summer 2012</w:t>
-      </w:r>
-      <w:r>
-        <w:rPr>
-          <w:rFonts w:ascii="Segoe UI" w:hAnsi="Segoe UI" w:cs="Segoe UI"/>
-        </w:rPr>
-        <w:tab/>
-      </w:r>
-      <w:r>
-        <w:rPr>
-          <w:rFonts w:ascii="Segoe UI" w:hAnsi="Segoe UI" w:cs="Segoe UI"/>
-        </w:rPr>
-        <w:tab/>
-      </w:r>
-      <w:r>
-        <w:rPr>
-          <w:rFonts w:ascii="Segoe UI" w:hAnsi="Segoe UI" w:cs="Segoe UI"/>
-          <w:b/>
-          <w:bCs/>
-          <w:i/>
-          <w:iCs/>
-        </w:rPr>
-        <w:t>S</w:t>
-      </w:r>
-      <w:r>
-        <w:rPr>
-          <w:rFonts w:ascii="Segoe UI" w:hAnsi="Segoe UI" w:cs="Segoe UI"/>
-          <w:i/>
-          <w:iCs/>
-        </w:rPr>
-        <w:t>oftware Engineering Intern</w:t>
-      </w:r>
-      <w:r>
-        <w:rPr>
-          <w:rFonts w:ascii="Segoe UI" w:hAnsi="Segoe UI" w:cs="Segoe UI"/>
-        </w:rPr>
-        <w:t>,</w:t>
+        </w:rPr>
+        <w:br/>
+      </w:r>
+      <w:r>
+        <w:rPr>
+          <w:rFonts w:ascii="Segoe UI" w:hAnsi="Segoe UI" w:cs="Segoe UI"/>
+        </w:rPr>
+        <w:t>2019</w:t>
+      </w:r>
+      <w:r>
+        <w:rPr>
+          <w:rFonts w:ascii="Segoe UI" w:hAnsi="Segoe UI" w:cs="Segoe UI"/>
+        </w:rPr>
+        <w:tab/>
+        <w:t>Richard Newton Young Student Fellowship, Design Automation Conference (DAC’19), Las Vegas, NV, USA</w:t>
+      </w:r>
+      <w:r>
+        <w:rPr>
+          <w:rFonts w:ascii="Segoe UI" w:hAnsi="Segoe UI" w:cs="Segoe UI"/>
+        </w:rPr>
+        <w:br/>
+      </w:r>
+      <w:r>
+        <w:rPr>
+          <w:rFonts w:ascii="Segoe UI" w:hAnsi="Segoe UI" w:cs="Segoe UI"/>
+        </w:rPr>
+        <w:t>2015</w:t>
+      </w:r>
+      <w:r>
+        <w:rPr>
+          <w:rFonts w:ascii="Segoe UI" w:hAnsi="Segoe UI" w:cs="Segoe UI"/>
+        </w:rPr>
+        <w:tab/>
+      </w:r>
+      <w:r>
+        <w:rPr>
+          <w:rFonts w:ascii="Segoe UI" w:hAnsi="Segoe UI" w:cs="Segoe UI"/>
+        </w:rPr>
+        <w:t>UConn Grad</w:t>
+      </w:r>
+      <w:r>
+        <w:rPr>
+          <w:rFonts w:ascii="Segoe UI" w:hAnsi="Segoe UI" w:cs="Segoe UI"/>
+        </w:rPr>
+        <w:t>uate Student Intern of the Year</w:t>
+      </w:r>
+      <w:r>
+        <w:rPr>
+          <w:rFonts w:ascii="Segoe UI" w:hAnsi="Segoe UI" w:cs="Segoe UI"/>
+        </w:rPr>
+        <w:t xml:space="preserve"> Honorable Mention</w:t>
+      </w:r>
+      <w:r>
+        <w:rPr>
+          <w:rFonts w:ascii="Segoe UI" w:hAnsi="Segoe UI" w:cs="Segoe UI"/>
+        </w:rPr>
+        <w:t>, University of Connecticut</w:t>
+      </w:r>
+      <w:r>
+        <w:rPr>
+          <w:rFonts w:ascii="Segoe UI" w:hAnsi="Segoe UI" w:cs="Segoe UI"/>
+        </w:rPr>
+        <w:t>, USA</w:t>
+      </w:r>
+      <w:r>
+        <w:rPr>
+          <w:rFonts w:ascii="Segoe UI" w:hAnsi="Segoe UI" w:cs="Segoe UI"/>
+        </w:rPr>
+        <w:br/>
+        <w:t>2013</w:t>
+      </w:r>
+      <w:r>
+        <w:rPr>
+          <w:rFonts w:ascii="Segoe UI" w:hAnsi="Segoe UI" w:cs="Segoe UI"/>
+        </w:rPr>
+        <w:tab/>
+      </w:r>
+      <w:r>
+        <w:rPr>
+          <w:rFonts w:ascii="Segoe UI" w:hAnsi="Segoe UI" w:cs="Segoe UI"/>
+        </w:rPr>
+        <w:t>Top 10 Debaters Medal</w:t>
+      </w:r>
+      <w:r>
+        <w:rPr>
+          <w:rFonts w:ascii="Segoe UI" w:hAnsi="Segoe UI" w:cs="Segoe UI"/>
+        </w:rPr>
+        <w:t xml:space="preserve"> and Award</w:t>
+      </w:r>
+      <w:bookmarkStart w:id="0" w:name="_GoBack"/>
+      <w:bookmarkEnd w:id="0"/>
+      <w:r>
+        <w:rPr>
+          <w:rFonts w:ascii="Segoe UI" w:hAnsi="Segoe UI" w:cs="Segoe UI"/>
+        </w:rPr>
+        <w:t xml:space="preserve">, </w:t>
+      </w:r>
+      <w:r>
+        <w:rPr>
+          <w:rFonts w:ascii="Segoe UI" w:hAnsi="Segoe UI" w:cs="Segoe UI"/>
+        </w:rPr>
+        <w:t>2</w:t>
+      </w:r>
+      <w:r>
+        <w:rPr>
+          <w:rFonts w:ascii="Segoe UI" w:hAnsi="Segoe UI" w:cs="Segoe UI"/>
+          <w:vertAlign w:val="superscript"/>
+        </w:rPr>
+        <w:t>nd</w:t>
+      </w:r>
+      <w:r>
+        <w:rPr>
+          <w:rFonts w:ascii="Segoe UI" w:hAnsi="Segoe UI" w:cs="Segoe UI"/>
+        </w:rPr>
+        <w:t xml:space="preserve"> International Universities Arabic Debating</w:t>
       </w:r>
       <w:r>
         <w:rPr>
@@ -2470,86 +2474,83 @@
         </w:rPr>
         <w:t xml:space="preserve"> </w:t>
       </w:r>
-      <w:proofErr w:type="spellStart"/>
-      <w:r>
-        <w:rPr>
-          <w:rFonts w:ascii="Segoe UI" w:hAnsi="Segoe UI" w:cs="Segoe UI"/>
-        </w:rPr>
-        <w:t>ITWorx</w:t>
-      </w:r>
-      <w:proofErr w:type="spellEnd"/>
-      <w:r>
-        <w:rPr>
-          <w:rFonts w:ascii="Segoe UI" w:hAnsi="Segoe UI" w:cs="Segoe UI"/>
-        </w:rPr>
-        <w:t>, Cairo, Egypt</w:t>
-      </w:r>
-      <w:r>
-        <w:rPr>
-          <w:rFonts w:ascii="Segoe UI" w:hAnsi="Segoe UI" w:cs="Segoe UI"/>
-        </w:rPr>
-        <w:br/>
-      </w:r>
-      <w:r>
-        <w:rPr>
-          <w:rFonts w:ascii="Segoe UI" w:hAnsi="Segoe UI" w:cs="Segoe UI"/>
-        </w:rPr>
-        <w:tab/>
-      </w:r>
-      <w:r>
-        <w:rPr>
-          <w:rFonts w:ascii="Segoe UI" w:hAnsi="Segoe UI" w:cs="Segoe UI"/>
-        </w:rPr>
-        <w:tab/>
-      </w:r>
-      <w:r>
-        <w:rPr>
-          <w:rFonts w:ascii="Segoe UI" w:hAnsi="Segoe UI" w:cs="Segoe UI"/>
-        </w:rPr>
-        <w:tab/>
-      </w:r>
-      <w:r>
-        <w:rPr>
-          <w:rFonts w:ascii="Segoe UI" w:hAnsi="Segoe UI" w:cs="Segoe UI"/>
-        </w:rPr>
-        <w:tab/>
-      </w:r>
-      <w:r>
-        <w:rPr>
-          <w:rFonts w:ascii="Segoe UI" w:hAnsi="Segoe UI" w:cs="Segoe UI"/>
-        </w:rPr>
-        <w:t>Project</w:t>
-      </w:r>
-      <w:r>
-        <w:rPr>
-          <w:rFonts w:ascii="Segoe UI" w:hAnsi="Segoe UI" w:cs="Segoe UI"/>
-        </w:rPr>
-        <w:t xml:space="preserve">: </w:t>
-      </w:r>
-      <w:r>
-        <w:rPr>
-          <w:rFonts w:ascii="Segoe UI" w:hAnsi="Segoe UI" w:cs="Segoe UI"/>
-        </w:rPr>
-        <w:t>School Management System</w:t>
-      </w:r>
-      <w:r>
-        <w:rPr>
-          <w:rFonts w:ascii="Segoe UI" w:hAnsi="Segoe UI" w:cs="Segoe UI"/>
-        </w:rPr>
-        <w:t xml:space="preserve"> </w:t>
-      </w:r>
-      <w:r>
-        <w:rPr>
-          <w:rFonts w:ascii="Segoe UI" w:hAnsi="Segoe UI" w:cs="Segoe UI"/>
-        </w:rPr>
-        <w:t>using Microsoft SharePoint technology</w:t>
+      <w:r>
+        <w:rPr>
+          <w:rFonts w:ascii="Segoe UI" w:hAnsi="Segoe UI" w:cs="Segoe UI"/>
+        </w:rPr>
+        <w:t xml:space="preserve">Championship, </w:t>
+      </w:r>
+      <w:r>
+        <w:rPr>
+          <w:rFonts w:ascii="Segoe UI" w:hAnsi="Segoe UI" w:cs="Segoe UI"/>
+        </w:rPr>
+        <w:t>Al Doha, Qatar</w:t>
+      </w:r>
+      <w:r>
+        <w:rPr>
+          <w:rFonts w:ascii="Segoe UI" w:hAnsi="Segoe UI" w:cs="Segoe UI"/>
+        </w:rPr>
+        <w:br/>
+        <w:t>2010</w:t>
+      </w:r>
+      <w:r>
+        <w:rPr>
+          <w:rFonts w:ascii="Segoe UI" w:hAnsi="Segoe UI" w:cs="Segoe UI"/>
+        </w:rPr>
+        <w:tab/>
+      </w:r>
+      <w:r>
+        <w:rPr>
+          <w:rFonts w:ascii="Segoe UI" w:hAnsi="Segoe UI" w:cs="Segoe UI"/>
+        </w:rPr>
+        <w:t>One of Top 10 Math Competitors, AUC Math Competition, Cairo, Egypt.</w:t>
+      </w:r>
+      <w:r>
+        <w:rPr>
+          <w:rFonts w:ascii="Segoe UI" w:hAnsi="Segoe UI" w:cs="Segoe UI"/>
+        </w:rPr>
+        <w:br/>
+        <w:t>2009</w:t>
+      </w:r>
+      <w:r>
+        <w:rPr>
+          <w:rFonts w:ascii="Segoe UI" w:hAnsi="Segoe UI" w:cs="Segoe UI"/>
+        </w:rPr>
+        <w:tab/>
+      </w:r>
+      <w:r>
+        <w:rPr>
+          <w:rFonts w:ascii="Segoe UI" w:hAnsi="Segoe UI" w:cs="Segoe UI"/>
+        </w:rPr>
+        <w:t>Coca-Cola Education Award, Assiut Governorate shield, Assiut Municipal Council shield</w:t>
+      </w:r>
+      <w:r>
+        <w:rPr>
+          <w:rFonts w:ascii="Segoe UI" w:hAnsi="Segoe UI" w:cs="Segoe UI"/>
+        </w:rPr>
+        <w:br/>
+      </w:r>
+      <w:r>
+        <w:rPr>
+          <w:rFonts w:ascii="Segoe UI" w:hAnsi="Segoe UI" w:cs="Segoe UI"/>
+        </w:rPr>
+        <w:tab/>
+      </w:r>
+      <w:r>
+        <w:rPr>
+          <w:rFonts w:ascii="Segoe UI" w:hAnsi="Segoe UI" w:cs="Segoe UI"/>
+        </w:rPr>
+        <w:tab/>
+        <w:t>Teachers Association in Assiut shield</w:t>
       </w:r>
     </w:p>
     <w:p>
       <w:pPr>
         <w:ind w:left="-270"/>
         <w:rPr>
-          <w:rFonts w:ascii="Segoe UI" w:hAnsi="Segoe UI" w:cs="Segoe UI"/>
+          <w:rFonts w:ascii="Consolas" w:hAnsi="Consolas" w:cs="Segoe UI"/>
+          <w:sz w:val="20"/>
+          <w:szCs w:val="18"/>
         </w:rPr>
       </w:pPr>
       <w:r>
@@ -2558,14 +2559,42 @@
           <w:b/>
           <w:bCs/>
         </w:rPr>
-        <w:lastRenderedPageBreak/>
-        <w:t>Honors and Awards</w:t>
-      </w:r>
-      <w:r>
-        <w:rPr>
-          <w:rFonts w:ascii="Segoe UI" w:hAnsi="Segoe UI" w:cs="Segoe UI"/>
-          <w:b/>
-          <w:bCs/>
+        <w:t>Community</w:t>
+      </w:r>
+      <w:r>
+        <w:rPr>
+          <w:rFonts w:ascii="Segoe UI" w:hAnsi="Segoe UI" w:cs="Segoe UI"/>
+        </w:rPr>
+        <w:t xml:space="preserve"> </w:t>
+      </w:r>
+      <w:r>
+        <w:rPr>
+          <w:rFonts w:ascii="Segoe UI" w:hAnsi="Segoe UI" w:cs="Segoe UI"/>
+        </w:rPr>
+        <w:br/>
+      </w:r>
+      <w:r>
+        <w:rPr>
+          <w:rFonts w:ascii="Segoe UI" w:hAnsi="Segoe UI" w:cs="Segoe UI"/>
+        </w:rPr>
+        <w:t>2020</w:t>
+      </w:r>
+      <w:r>
+        <w:rPr>
+          <w:rFonts w:ascii="Segoe UI" w:hAnsi="Segoe UI" w:cs="Segoe UI"/>
+        </w:rPr>
+        <w:tab/>
+      </w:r>
+      <w:r>
+        <w:rPr>
+          <w:rFonts w:ascii="Segoe UI" w:hAnsi="Segoe UI" w:cs="Segoe UI"/>
+        </w:rPr>
+        <w:tab/>
+        <w:t xml:space="preserve">External Reviewer, IEEE Design and Test </w:t>
+      </w:r>
+      <w:r>
+        <w:rPr>
+          <w:rFonts w:ascii="Segoe UI" w:hAnsi="Segoe UI" w:cs="Segoe UI"/>
         </w:rPr>
         <w:br/>
       </w:r>
@@ -2580,177 +2609,45 @@
           <w:rFonts w:ascii="Segoe UI" w:hAnsi="Segoe UI" w:cs="Segoe UI"/>
         </w:rPr>
         <w:tab/>
-        <w:t>Richard Newton Young Student Fellowship, Design Automation Conference (DAC’19), Las Vegas, NV, USA</w:t>
-      </w:r>
-      <w:r>
-        <w:rPr>
-          <w:rFonts w:ascii="Segoe UI" w:hAnsi="Segoe UI" w:cs="Segoe UI"/>
-        </w:rPr>
-        <w:br/>
-      </w:r>
-      <w:r>
-        <w:rPr>
-          <w:rFonts w:ascii="Segoe UI" w:hAnsi="Segoe UI" w:cs="Segoe UI"/>
-        </w:rPr>
-        <w:t>2015</w:t>
-      </w:r>
-      <w:r>
-        <w:rPr>
-          <w:rFonts w:ascii="Segoe UI" w:hAnsi="Segoe UI" w:cs="Segoe UI"/>
-        </w:rPr>
-        <w:tab/>
-      </w:r>
-      <w:r>
-        <w:rPr>
-          <w:rFonts w:ascii="Segoe UI" w:hAnsi="Segoe UI" w:cs="Segoe UI"/>
-        </w:rPr>
-        <w:t>UConn Grad</w:t>
-      </w:r>
-      <w:r>
-        <w:rPr>
-          <w:rFonts w:ascii="Segoe UI" w:hAnsi="Segoe UI" w:cs="Segoe UI"/>
-        </w:rPr>
-        <w:t>uate Student Intern of the Year</w:t>
-      </w:r>
-      <w:r>
-        <w:rPr>
-          <w:rFonts w:ascii="Segoe UI" w:hAnsi="Segoe UI" w:cs="Segoe UI"/>
-        </w:rPr>
-        <w:t xml:space="preserve"> Honorable Mention</w:t>
-      </w:r>
-      <w:r>
-        <w:rPr>
-          <w:rFonts w:ascii="Segoe UI" w:hAnsi="Segoe UI" w:cs="Segoe UI"/>
-        </w:rPr>
-        <w:t>, University of Connecticut</w:t>
-      </w:r>
-      <w:r>
-        <w:rPr>
-          <w:rFonts w:ascii="Segoe UI" w:hAnsi="Segoe UI" w:cs="Segoe UI"/>
-        </w:rPr>
-        <w:t>, USA</w:t>
-      </w:r>
-      <w:r>
-        <w:rPr>
-          <w:rFonts w:ascii="Segoe UI" w:hAnsi="Segoe UI" w:cs="Segoe UI"/>
-        </w:rPr>
-        <w:br/>
-        <w:t>2013</w:t>
-      </w:r>
-      <w:r>
-        <w:rPr>
-          <w:rFonts w:ascii="Segoe UI" w:hAnsi="Segoe UI" w:cs="Segoe UI"/>
-        </w:rPr>
-        <w:tab/>
-      </w:r>
-      <w:r>
-        <w:rPr>
-          <w:rFonts w:ascii="Segoe UI" w:hAnsi="Segoe UI" w:cs="Segoe UI"/>
-        </w:rPr>
-        <w:t xml:space="preserve">Top 10 Debaters Medal and Award, </w:t>
-      </w:r>
-      <w:r>
-        <w:rPr>
-          <w:rFonts w:ascii="Segoe UI" w:hAnsi="Segoe UI" w:cs="Segoe UI"/>
-        </w:rPr>
-        <w:t>2</w:t>
-      </w:r>
-      <w:r>
-        <w:rPr>
-          <w:rFonts w:ascii="Segoe UI" w:hAnsi="Segoe UI" w:cs="Segoe UI"/>
-          <w:vertAlign w:val="superscript"/>
-        </w:rPr>
-        <w:t>nd</w:t>
-      </w:r>
-      <w:r>
-        <w:rPr>
-          <w:rFonts w:ascii="Segoe UI" w:hAnsi="Segoe UI" w:cs="Segoe UI"/>
-        </w:rPr>
-        <w:t xml:space="preserve"> International Universities Arabic Debating</w:t>
-      </w:r>
-      <w:r>
-        <w:rPr>
-          <w:rFonts w:ascii="Segoe UI" w:hAnsi="Segoe UI" w:cs="Segoe UI"/>
-        </w:rPr>
-        <w:t xml:space="preserve"> </w:t>
-      </w:r>
-      <w:r>
-        <w:rPr>
-          <w:rFonts w:ascii="Segoe UI" w:hAnsi="Segoe UI" w:cs="Segoe UI"/>
-        </w:rPr>
-        <w:t xml:space="preserve">Championship, </w:t>
-      </w:r>
-      <w:r>
-        <w:rPr>
-          <w:rFonts w:ascii="Segoe UI" w:hAnsi="Segoe UI" w:cs="Segoe UI"/>
-        </w:rPr>
-        <w:t>Al Doha, Qatar</w:t>
-      </w:r>
-      <w:r>
-        <w:rPr>
-          <w:rFonts w:ascii="Segoe UI" w:hAnsi="Segoe UI" w:cs="Segoe UI"/>
-        </w:rPr>
-        <w:br/>
-        <w:t>2010</w:t>
-      </w:r>
-      <w:r>
-        <w:rPr>
-          <w:rFonts w:ascii="Segoe UI" w:hAnsi="Segoe UI" w:cs="Segoe UI"/>
-        </w:rPr>
-        <w:tab/>
-      </w:r>
-      <w:r>
-        <w:rPr>
-          <w:rFonts w:ascii="Segoe UI" w:hAnsi="Segoe UI" w:cs="Segoe UI"/>
-        </w:rPr>
-        <w:t>One of Top 10 Math Competitors, AUC Math Competition, Cairo, Egypt.</w:t>
-      </w:r>
-      <w:r>
-        <w:rPr>
-          <w:rFonts w:ascii="Segoe UI" w:hAnsi="Segoe UI" w:cs="Segoe UI"/>
-        </w:rPr>
-        <w:br/>
-        <w:t>2009</w:t>
-      </w:r>
-      <w:r>
-        <w:rPr>
-          <w:rFonts w:ascii="Segoe UI" w:hAnsi="Segoe UI" w:cs="Segoe UI"/>
-        </w:rPr>
-        <w:tab/>
-      </w:r>
-      <w:r>
-        <w:rPr>
-          <w:rFonts w:ascii="Segoe UI" w:hAnsi="Segoe UI" w:cs="Segoe UI"/>
-        </w:rPr>
-        <w:t>Coca-Cola Education Award, Assiut Governorate shield, Assiut Municipal Council shield</w:t>
-      </w:r>
-      <w:r>
-        <w:rPr>
-          <w:rFonts w:ascii="Segoe UI" w:hAnsi="Segoe UI" w:cs="Segoe UI"/>
-        </w:rPr>
-        <w:br/>
-      </w:r>
-      <w:r>
-        <w:rPr>
-          <w:rFonts w:ascii="Segoe UI" w:hAnsi="Segoe UI" w:cs="Segoe UI"/>
-        </w:rPr>
-        <w:tab/>
-      </w:r>
-      <w:r>
-        <w:rPr>
-          <w:rFonts w:ascii="Segoe UI" w:hAnsi="Segoe UI" w:cs="Segoe UI"/>
-        </w:rPr>
-        <w:tab/>
-        <w:t>Teachers Association in Assiut shield</w:t>
+      </w:r>
+      <w:r>
+        <w:rPr>
+          <w:rFonts w:ascii="Segoe UI" w:hAnsi="Segoe UI" w:cs="Segoe UI"/>
+        </w:rPr>
+        <w:tab/>
+      </w:r>
+      <w:r>
+        <w:rPr>
+          <w:rFonts w:ascii="Segoe UI" w:hAnsi="Segoe UI" w:cs="Segoe UI"/>
+        </w:rPr>
+        <w:t>External Reviewer, AMIA 2019 Annual Symposium</w:t>
+      </w:r>
+      <w:r>
+        <w:rPr>
+          <w:rFonts w:ascii="Segoe UI" w:hAnsi="Segoe UI" w:cs="Segoe UI"/>
+        </w:rPr>
+        <w:br/>
+        <w:t xml:space="preserve">2010 – Present </w:t>
+      </w:r>
+      <w:r>
+        <w:rPr>
+          <w:rFonts w:ascii="Segoe UI" w:hAnsi="Segoe UI" w:cs="Segoe UI"/>
+        </w:rPr>
+        <w:tab/>
+        <w:t>A student member in IEEE and ACM since 2010</w:t>
+      </w:r>
+      <w:r>
+        <w:rPr>
+          <w:rFonts w:ascii="Segoe UI" w:hAnsi="Segoe UI" w:cs="Segoe UI"/>
+        </w:rPr>
+        <w:br/>
       </w:r>
     </w:p>
     <w:p>
       <w:pPr>
-        <w:ind w:left="-270"/>
-        <w:rPr>
-          <w:rFonts w:ascii="Consolas" w:hAnsi="Consolas" w:cs="Segoe UI"/>
-          <w:sz w:val="20"/>
-          <w:szCs w:val="18"/>
+        <w:ind w:left="-270" w:right="-630"/>
+        <w:rPr>
+          <w:rFonts w:ascii="Segoe UI" w:hAnsi="Segoe UI" w:cs="Segoe UI"/>
         </w:rPr>
       </w:pPr>
       <w:r>
@@ -2759,110 +2656,15 @@
           <w:b/>
           <w:bCs/>
         </w:rPr>
-        <w:t>Community</w:t>
-      </w:r>
-      <w:r>
-        <w:rPr>
-          <w:rFonts w:ascii="Segoe UI" w:hAnsi="Segoe UI" w:cs="Segoe UI"/>
-        </w:rPr>
-        <w:t xml:space="preserve"> </w:t>
-      </w:r>
-      <w:r>
-        <w:rPr>
-          <w:rFonts w:ascii="Segoe UI" w:hAnsi="Segoe UI" w:cs="Segoe UI"/>
-        </w:rPr>
-        <w:br/>
-      </w:r>
-      <w:r>
-        <w:rPr>
-          <w:rFonts w:ascii="Segoe UI" w:hAnsi="Segoe UI" w:cs="Segoe UI"/>
-        </w:rPr>
-        <w:t>2020</w:t>
-      </w:r>
-      <w:r>
-        <w:rPr>
-          <w:rFonts w:ascii="Segoe UI" w:hAnsi="Segoe UI" w:cs="Segoe UI"/>
-        </w:rPr>
-        <w:tab/>
-      </w:r>
-      <w:r>
-        <w:rPr>
-          <w:rFonts w:ascii="Segoe UI" w:hAnsi="Segoe UI" w:cs="Segoe UI"/>
-        </w:rPr>
-        <w:tab/>
-        <w:t xml:space="preserve">External Reviewer, </w:t>
-      </w:r>
-      <w:r>
-        <w:rPr>
-          <w:rFonts w:ascii="Segoe UI" w:hAnsi="Segoe UI" w:cs="Segoe UI"/>
-        </w:rPr>
-        <w:t xml:space="preserve">IEEE Design and Test </w:t>
-      </w:r>
-      <w:r>
-        <w:rPr>
-          <w:rFonts w:ascii="Segoe UI" w:hAnsi="Segoe UI" w:cs="Segoe UI"/>
-        </w:rPr>
-        <w:br/>
-      </w:r>
-      <w:r>
-        <w:rPr>
-          <w:rFonts w:ascii="Segoe UI" w:hAnsi="Segoe UI" w:cs="Segoe UI"/>
-        </w:rPr>
-        <w:t>2019</w:t>
-      </w:r>
-      <w:r>
-        <w:rPr>
-          <w:rFonts w:ascii="Segoe UI" w:hAnsi="Segoe UI" w:cs="Segoe UI"/>
-        </w:rPr>
-        <w:tab/>
-      </w:r>
-      <w:r>
-        <w:rPr>
-          <w:rFonts w:ascii="Segoe UI" w:hAnsi="Segoe UI" w:cs="Segoe UI"/>
-        </w:rPr>
-        <w:tab/>
-      </w:r>
-      <w:r>
-        <w:rPr>
-          <w:rFonts w:ascii="Segoe UI" w:hAnsi="Segoe UI" w:cs="Segoe UI"/>
-        </w:rPr>
-        <w:t>External Reviewer, AMIA 2019 Annual Symposium</w:t>
-      </w:r>
-      <w:r>
-        <w:rPr>
-          <w:rFonts w:ascii="Segoe UI" w:hAnsi="Segoe UI" w:cs="Segoe UI"/>
-        </w:rPr>
-        <w:br/>
-        <w:t xml:space="preserve">2010 – Present </w:t>
-      </w:r>
-      <w:r>
-        <w:rPr>
-          <w:rFonts w:ascii="Segoe UI" w:hAnsi="Segoe UI" w:cs="Segoe UI"/>
-        </w:rPr>
-        <w:tab/>
-        <w:t>A student member in IEEE and ACM since 2010</w:t>
-      </w:r>
-      <w:r>
-        <w:rPr>
-          <w:rFonts w:ascii="Segoe UI" w:hAnsi="Segoe UI" w:cs="Segoe UI"/>
-        </w:rPr>
-        <w:br/>
-      </w:r>
-    </w:p>
-    <w:p>
-      <w:pPr>
-        <w:ind w:left="-270"/>
-        <w:rPr>
-          <w:rFonts w:ascii="Segoe UI" w:hAnsi="Segoe UI" w:cs="Segoe UI"/>
-        </w:rPr>
-      </w:pPr>
+        <w:t xml:space="preserve">Featured </w:t>
+      </w:r>
       <w:r>
         <w:rPr>
           <w:rFonts w:ascii="Segoe UI" w:hAnsi="Segoe UI" w:cs="Segoe UI"/>
           <w:b/>
           <w:bCs/>
         </w:rPr>
-        <w:t xml:space="preserve">Featured </w:t>
+        <w:t>Projects</w:t>
       </w:r>
       <w:r>
         <w:rPr>
@@ -2870,14 +2672,6 @@
           <w:b/>
           <w:bCs/>
         </w:rPr>
-        <w:t>Projects</w:t>
-      </w:r>
-      <w:r>
-        <w:rPr>
-          <w:rFonts w:ascii="Segoe UI" w:hAnsi="Segoe UI" w:cs="Segoe UI"/>
-          <w:b/>
-          <w:bCs/>
-        </w:rPr>
         <w:br/>
       </w:r>
       <w:r>
@@ -2898,7 +2692,7 @@
         </w:rPr>
         <w:t xml:space="preserve"> </w:t>
       </w:r>
-      <w:hyperlink r:id="rId13" w:history="1">
+      <w:hyperlink r:id="rId14" w:history="1">
         <w:r>
           <w:rPr>
             <w:rStyle w:val="Hyperlink"/>
@@ -2970,7 +2764,7 @@
         <w:tab/>
         <w:t xml:space="preserve">A Deep Reinforcement Learning Framework for Logic Synthesis [link: </w:t>
       </w:r>
-      <w:hyperlink r:id="rId14" w:history="1">
+      <w:hyperlink r:id="rId15" w:history="1">
         <w:r>
           <w:rPr>
             <w:rStyle w:val="Hyperlink"/>
@@ -3002,20 +2796,7 @@
           <w:rFonts w:ascii="Segoe UI" w:hAnsi="Segoe UI" w:cs="Segoe UI"/>
         </w:rPr>
         <w:tab/>
-      </w:r>
-      <w:proofErr w:type="spellStart"/>
-      <w:r>
-        <w:rPr>
-          <w:rFonts w:ascii="Segoe UI" w:hAnsi="Segoe UI" w:cs="Segoe UI"/>
-        </w:rPr>
-        <w:t>OpenROAD</w:t>
-      </w:r>
-      <w:proofErr w:type="spellEnd"/>
-      <w:r>
-        <w:rPr>
-          <w:rFonts w:ascii="Segoe UI" w:hAnsi="Segoe UI" w:cs="Segoe UI"/>
-        </w:rPr>
-        <w:t xml:space="preserve"> Flow – Brown University funded by DARPA</w:t>
+        <w:t>OpenROAD Flow – Brown University funded by DARPA</w:t>
       </w:r>
       <w:r>
         <w:rPr>
@@ -3034,10 +2815,27 @@
         <w:rPr>
           <w:rFonts w:ascii="Segoe UI" w:hAnsi="Segoe UI" w:cs="Segoe UI"/>
         </w:rPr>
-        <w:tab/>
-        <w:t xml:space="preserve">A cloud-based application to run a fully automated hardware design flow [link: </w:t>
-      </w:r>
-      <w:hyperlink r:id="rId15" w:history="1">
+        <w:t xml:space="preserve">            </w:t>
+      </w:r>
+      <w:r>
+        <w:rPr>
+          <w:rFonts w:ascii="Segoe UI" w:hAnsi="Segoe UI" w:cs="Segoe UI"/>
+        </w:rPr>
+        <w:tab/>
+      </w:r>
+      <w:r>
+        <w:rPr>
+          <w:rFonts w:ascii="Segoe UI" w:hAnsi="Segoe UI" w:cs="Segoe UI"/>
+        </w:rPr>
+        <w:t>A cloud-based application to run a fully automated hardware design flow [</w:t>
+      </w:r>
+      <w:r>
+        <w:rPr>
+          <w:rFonts w:ascii="Segoe UI" w:hAnsi="Segoe UI" w:cs="Segoe UI"/>
+        </w:rPr>
+        <w:t xml:space="preserve">link: </w:t>
+      </w:r>
+      <w:hyperlink r:id="rId16" w:history="1">
         <w:r>
           <w:rPr>
             <w:rStyle w:val="Hyperlink"/>
@@ -3070,14 +2868,12 @@
         </w:rPr>
         <w:tab/>
       </w:r>
-      <w:proofErr w:type="spellStart"/>
       <w:r>
         <w:rPr>
           <w:rFonts w:ascii="Segoe UI" w:hAnsi="Segoe UI" w:cs="Segoe UI"/>
         </w:rPr>
         <w:t>MeSHgram</w:t>
       </w:r>
-      <w:proofErr w:type="spellEnd"/>
       <w:r>
         <w:rPr>
           <w:rFonts w:ascii="Segoe UI" w:hAnsi="Segoe UI" w:cs="Segoe UI"/>
@@ -3120,7 +2916,7 @@
         </w:rPr>
         <w:t xml:space="preserve"> [link: </w:t>
       </w:r>
-      <w:hyperlink r:id="rId16" w:history="1">
+      <w:hyperlink r:id="rId17" w:history="1">
         <w:r>
           <w:rPr>
             <w:rStyle w:val="Hyperlink"/>
@@ -3176,21 +2972,7 @@
         <w:rPr>
           <w:rFonts w:ascii="Segoe UI" w:hAnsi="Segoe UI" w:cs="Segoe UI"/>
         </w:rPr>
-        <w:t xml:space="preserve">currence of </w:t>
-      </w:r>
-      <w:proofErr w:type="spellStart"/>
-      <w:r>
-        <w:rPr>
-          <w:rFonts w:ascii="Segoe UI" w:hAnsi="Segoe UI" w:cs="Segoe UI"/>
-        </w:rPr>
-        <w:t>MeSH</w:t>
-      </w:r>
-      <w:proofErr w:type="spellEnd"/>
-      <w:r>
-        <w:rPr>
-          <w:rFonts w:ascii="Segoe UI" w:hAnsi="Segoe UI" w:cs="Segoe UI"/>
-        </w:rPr>
-        <w:t xml:space="preserve"> terms in PubMed</w:t>
+        <w:t>currence of MeSH terms in PubMed</w:t>
       </w:r>
       <w:r>
         <w:rPr>
@@ -3335,7 +3117,7 @@
         </w:rPr>
         <w:t xml:space="preserve">: </w:t>
       </w:r>
-      <w:hyperlink r:id="rId17" w:history="1">
+      <w:hyperlink r:id="rId18" w:history="1">
         <w:r>
           <w:rPr>
             <w:rStyle w:val="Hyperlink"/>
@@ -3407,7 +3189,7 @@
         </w:rPr>
         <w:t xml:space="preserve">, main contributor [link: </w:t>
       </w:r>
-      <w:hyperlink r:id="rId18" w:history="1">
+      <w:hyperlink r:id="rId19" w:history="1">
         <w:r>
           <w:rPr>
             <w:rStyle w:val="Hyperlink"/>
@@ -3485,7 +3267,7 @@
         </w:rPr>
         <w:t xml:space="preserve"> </w:t>
       </w:r>
-      <w:hyperlink r:id="rId19" w:history="1">
+      <w:hyperlink r:id="rId20" w:history="1">
         <w:r>
           <w:rPr>
             <w:rStyle w:val="Hyperlink"/>
@@ -3591,7 +3373,7 @@
         <w:tab/>
         <w:t xml:space="preserve">[link: </w:t>
       </w:r>
-      <w:hyperlink r:id="rId20" w:history="1">
+      <w:hyperlink r:id="rId21" w:history="1">
         <w:r>
           <w:rPr>
             <w:rStyle w:val="Hyperlink"/>
@@ -3659,7 +3441,7 @@
         </w:rPr>
         <w:t xml:space="preserve"> [link: </w:t>
       </w:r>
-      <w:hyperlink r:id="rId21" w:history="1">
+      <w:hyperlink r:id="rId22" w:history="1">
         <w:r>
           <w:rPr>
             <w:rStyle w:val="Hyperlink"/>
@@ -3844,7 +3626,7 @@
         </w:rPr>
         <w:t xml:space="preserve"> at Docker Boston Meetup. Talk link: </w:t>
       </w:r>
-      <w:hyperlink r:id="rId22" w:history="1">
+      <w:hyperlink r:id="rId23" w:history="1">
         <w:r>
           <w:rPr>
             <w:rStyle w:val="Hyperlink"/>
@@ -4026,6 +3808,12 @@
           <w:rFonts w:ascii="Segoe UI" w:hAnsi="Segoe UI" w:cs="Segoe UI"/>
         </w:rPr>
         <w:br/>
+      </w:r>
+      <w:r>
+        <w:rPr>
+          <w:rFonts w:ascii="Segoe UI" w:hAnsi="Segoe UI" w:cs="Segoe UI"/>
+        </w:rPr>
+        <w:lastRenderedPageBreak/>
         <w:t>November 2013</w:t>
       </w:r>
       <w:r>
@@ -4118,12 +3906,6 @@
           <w:rFonts w:ascii="Segoe UI" w:hAnsi="Segoe UI" w:cs="Segoe UI"/>
         </w:rPr>
         <w:br/>
-      </w:r>
-      <w:r>
-        <w:rPr>
-          <w:rFonts w:ascii="Segoe UI" w:hAnsi="Segoe UI" w:cs="Segoe UI"/>
-        </w:rPr>
-        <w:lastRenderedPageBreak/>
         <w:t xml:space="preserve"> </w:t>
       </w:r>
       <w:r>
@@ -4352,49 +4134,7 @@
         <w:rPr>
           <w:rFonts w:ascii="Segoe UI" w:hAnsi="Segoe UI" w:cs="Segoe UI"/>
         </w:rPr>
-        <w:t xml:space="preserve">, </w:t>
-      </w:r>
-      <w:proofErr w:type="spellStart"/>
-      <w:r>
-        <w:rPr>
-          <w:rFonts w:ascii="Segoe UI" w:hAnsi="Segoe UI" w:cs="Segoe UI"/>
-        </w:rPr>
-        <w:t>Alashanek</w:t>
-      </w:r>
-      <w:proofErr w:type="spellEnd"/>
-      <w:r>
-        <w:rPr>
-          <w:rFonts w:ascii="Segoe UI" w:hAnsi="Segoe UI" w:cs="Segoe UI"/>
-        </w:rPr>
-        <w:t xml:space="preserve"> </w:t>
-      </w:r>
-      <w:proofErr w:type="spellStart"/>
-      <w:r>
-        <w:rPr>
-          <w:rFonts w:ascii="Segoe UI" w:hAnsi="Segoe UI" w:cs="Segoe UI"/>
-        </w:rPr>
-        <w:t>Ya</w:t>
-      </w:r>
-      <w:proofErr w:type="spellEnd"/>
-      <w:r>
-        <w:rPr>
-          <w:rFonts w:ascii="Segoe UI" w:hAnsi="Segoe UI" w:cs="Segoe UI"/>
-        </w:rPr>
-        <w:t xml:space="preserve"> </w:t>
-      </w:r>
-      <w:proofErr w:type="spellStart"/>
-      <w:r>
-        <w:rPr>
-          <w:rFonts w:ascii="Segoe UI" w:hAnsi="Segoe UI" w:cs="Segoe UI"/>
-        </w:rPr>
-        <w:t>Balady</w:t>
-      </w:r>
-      <w:proofErr w:type="spellEnd"/>
-      <w:r>
-        <w:rPr>
-          <w:rFonts w:ascii="Segoe UI" w:hAnsi="Segoe UI" w:cs="Segoe UI"/>
-        </w:rPr>
-        <w:t xml:space="preserve"> for Sustainable Development, Assiut Franchise</w:t>
+        <w:t>, Alashanek Ya Balady for Sustainable Development, Assiut Franchise</w:t>
       </w:r>
       <w:r>
         <w:rPr>
@@ -4660,7 +4400,7 @@
                               </w:rPr>
                               <w:br/>
                             </w:r>
-                            <w:hyperlink r:id="rId23" w:history="1">
+                            <w:hyperlink r:id="rId24" w:history="1">
                               <w:r>
                                 <w:rPr>
                                   <w:rStyle w:val="Hyperlink"/>
@@ -4700,7 +4440,7 @@
               </wp:anchor>
             </w:drawing>
           </mc:Choice>
-          <mc:Fallback>
+          <mc:Fallback xmlns:w16="http://schemas.microsoft.com/office/word/2018/wordml" xmlns:w16cex="http://schemas.microsoft.com/office/word/2018/wordml/cex">
             <w:pict>
               <v:shapetype w14:anchorId="55B65A69" id="_x0000_t202" coordsize="21600,21600" o:spt="202" path="m,l,21600r21600,l21600,xe">
                 <v:stroke joinstyle="miter"/>
@@ -4742,7 +4482,7 @@
                         </w:rPr>
                         <w:br/>
                       </w:r>
-                      <w:hyperlink r:id="rId24" w:history="1">
+                      <w:hyperlink r:id="rId25" w:history="1">
                         <w:r>
                           <w:rPr>
                             <w:rStyle w:val="Hyperlink"/>
@@ -4773,7 +4513,7 @@
     </w:p>
     <w:sectPr>
       <w:pgSz w:w="12240" w:h="15840"/>
-      <w:pgMar w:top="720" w:right="720" w:bottom="720" w:left="720" w:header="720" w:footer="720" w:gutter="0"/>
+      <w:pgMar w:top="720" w:right="720" w:bottom="657" w:left="720" w:header="720" w:footer="720" w:gutter="0"/>
       <w:cols w:space="720"/>
       <w:docGrid w:linePitch="360"/>
     </w:sectPr>
@@ -4969,7 +4709,7 @@
       </w:pPr>
     </w:pPrDefault>
   </w:docDefaults>
-  <w:latentStyles w:defLockedState="0" w:defUIPriority="99" w:defSemiHidden="0" w:defUnhideWhenUsed="0" w:defQFormat="0" w:count="376">
+  <w:latentStyles w:defLockedState="0" w:defUIPriority="99" w:defSemiHidden="0" w:defUnhideWhenUsed="0" w:defQFormat="0" w:count="375">
     <w:lsdException w:name="Normal" w:uiPriority="0" w:qFormat="1"/>
     <w:lsdException w:name="heading 1" w:uiPriority="9" w:qFormat="1"/>
     <w:lsdException w:name="heading 2" w:semiHidden="1" w:uiPriority="9" w:unhideWhenUsed="1" w:qFormat="1"/>
@@ -5343,7 +5083,6 @@
     <w:lsdException w:name="List Table 7 Colorful Accent 6" w:uiPriority="52"/>
     <w:lsdException w:name="Mention" w:semiHidden="1" w:unhideWhenUsed="1"/>
     <w:lsdException w:name="Smart Hyperlink" w:semiHidden="1" w:unhideWhenUsed="1"/>
-    <w:lsdException w:name="Smart Link" w:semiHidden="1" w:unhideWhenUsed="1"/>
   </w:latentStyles>
   <w:style w:type="paragraph" w:default="1" w:styleId="Normal">
     <w:name w:val="Normal"/>
@@ -5845,7 +5584,7 @@
 </file>
 
 <file path=customXml/itemProps1.xml><?xml version="1.0" encoding="utf-8"?>
-<ds:datastoreItem xmlns:ds="http://schemas.openxmlformats.org/officeDocument/2006/customXml" ds:itemID="{A08AAFBD-6ABC-4C4B-A39A-896442BBB026}">
+<ds:datastoreItem xmlns:ds="http://schemas.openxmlformats.org/officeDocument/2006/customXml" ds:itemID="{D6342588-004C-3749-8C90-EC80A60C4B4C}">
   <ds:schemaRefs>
     <ds:schemaRef ds:uri="http://schemas.openxmlformats.org/officeDocument/2006/bibliography"/>
   </ds:schemaRefs>

--- a/resources/Abdelrahman Hosny.docx
+++ b/resources/Abdelrahman Hosny.docx
@@ -165,8 +165,8 @@
         <w:tblLook w:val="04A0" w:firstRow="1" w:lastRow="0" w:firstColumn="1" w:lastColumn="0" w:noHBand="0" w:noVBand="1"/>
       </w:tblPr>
       <w:tblGrid>
-        <w:gridCol w:w="9457"/>
-        <w:gridCol w:w="1795"/>
+        <w:gridCol w:w="8827"/>
+        <w:gridCol w:w="2425"/>
       </w:tblGrid>
       <w:tr>
         <w:trPr>
@@ -174,15 +174,9 @@
         </w:trPr>
         <w:tc>
           <w:tcPr>
-            <w:tcW w:w="9457" w:type="dxa"/>
+            <w:tcW w:w="8827" w:type="dxa"/>
           </w:tcPr>
           <w:p>
-            <w:pPr>
-              <w:ind w:left="115"/>
-              <w:rPr>
-                <w:rFonts w:ascii="Segoe UI" w:hAnsi="Segoe UI" w:cs="Segoe UI"/>
-              </w:rPr>
-            </w:pPr>
             <w:r>
               <w:rPr>
                 <w:rFonts w:ascii="Segoe UI" w:hAnsi="Segoe UI" w:cs="Segoe UI"/>
@@ -199,39 +193,55 @@
             </w:r>
             <w:r>
               <w:rPr>
+                <w:rStyle w:val="lt-line-clampline"/>
                 <w:rFonts w:ascii="Segoe UI" w:hAnsi="Segoe UI" w:cs="Segoe UI"/>
+                <w:sz w:val="21"/>
+                <w:szCs w:val="21"/>
+                <w:bdr w:val="none" w:sz="0" w:space="0" w:color="auto" w:frame="1"/>
+                <w:shd w:val="clear" w:color="auto" w:fill="FFFFFF"/>
               </w:rPr>
-              <w:t xml:space="preserve">I </w:t>
+              <w:t xml:space="preserve">I try to integrate AI into edge computing, down to the silicon compilation process. </w:t>
+            </w:r>
+            <w:r>
+              <w:rPr>
+                <w:rStyle w:val="lt-line-clampline"/>
+                <w:rFonts w:ascii="Segoe UI" w:hAnsi="Segoe UI" w:cs="Segoe UI"/>
+                <w:sz w:val="21"/>
+                <w:szCs w:val="21"/>
+                <w:bdr w:val="none" w:sz="0" w:space="0" w:color="auto" w:frame="1"/>
+                <w:shd w:val="clear" w:color="auto" w:fill="FFFFFF"/>
+              </w:rPr>
+              <w:br/>
+              <w:t>Toward that goal, I study the</w:t>
             </w:r>
             <w:r>
               <w:rPr>
                 <w:rFonts w:ascii="Segoe UI" w:hAnsi="Segoe UI" w:cs="Segoe UI"/>
+                <w:sz w:val="21"/>
+                <w:szCs w:val="21"/>
+                <w:shd w:val="clear" w:color="auto" w:fill="FFFFFF"/>
               </w:rPr>
-              <w:t>tr</w:t>
+              <w:t> </w:t>
+            </w:r>
+            <w:r>
+              <w:rPr>
+                <w:rStyle w:val="lt-line-clampline"/>
+                <w:rFonts w:ascii="Segoe UI" w:hAnsi="Segoe UI" w:cs="Segoe UI"/>
+                <w:sz w:val="21"/>
+                <w:szCs w:val="21"/>
+                <w:bdr w:val="none" w:sz="0" w:space="0" w:color="auto" w:frame="1"/>
+                <w:shd w:val="clear" w:color="auto" w:fill="FFFFFF"/>
+              </w:rPr>
+              <w:t>use of reinforcement learning and graph learning to solve multi-faceted optimization problems.</w:t>
             </w:r>
             <w:r>
               <w:rPr>
                 <w:rFonts w:ascii="Segoe UI" w:hAnsi="Segoe UI" w:cs="Segoe UI"/>
+                <w:sz w:val="21"/>
+                <w:szCs w:val="21"/>
+                <w:shd w:val="clear" w:color="auto" w:fill="FFFFFF"/>
               </w:rPr>
-              <w:t>y</w:t>
-            </w:r>
-            <w:r>
-              <w:rPr>
-                <w:rFonts w:ascii="Segoe UI" w:hAnsi="Segoe UI" w:cs="Segoe UI"/>
-              </w:rPr>
-              <w:t xml:space="preserve"> to make silicon compilation catch up with advances in software compilation: free, open source and easy to use.</w:t>
-            </w:r>
-            <w:r>
-              <w:rPr>
-                <w:rFonts w:ascii="Segoe UI" w:hAnsi="Segoe UI" w:cs="Segoe UI"/>
-              </w:rPr>
-              <w:t xml:space="preserve"> </w:t>
-            </w:r>
-            <w:r>
-              <w:rPr>
-                <w:rFonts w:ascii="Segoe UI" w:hAnsi="Segoe UI" w:cs="Segoe UI"/>
-              </w:rPr>
-              <w:t>Toward that goal, I study the use of reinforcement learning and graph learning to automate the physical design process, eliminating the required human expertise.</w:t>
+              <w:t> </w:t>
             </w:r>
           </w:p>
           <w:p>
@@ -244,7 +254,7 @@
         </w:tc>
         <w:tc>
           <w:tcPr>
-            <w:tcW w:w="1795" w:type="dxa"/>
+            <w:tcW w:w="2425" w:type="dxa"/>
             <w:tcBorders>
               <w:top w:val="nil"/>
               <w:bottom w:val="nil"/>
@@ -255,8 +265,6 @@
             <w:pPr>
               <w:rPr>
                 <w:rFonts w:ascii="Segoe UI" w:hAnsi="Segoe UI" w:cs="Segoe UI"/>
-                <w:b/>
-                <w:bCs/>
               </w:rPr>
             </w:pPr>
             <w:r>
@@ -277,7 +285,7 @@
               <w:rPr>
                 <w:rFonts w:ascii="Segoe UI" w:hAnsi="Segoe UI" w:cs="Segoe UI"/>
               </w:rPr>
-              <w:t>Reinforcement Learning</w:t>
+              <w:t>Graph Learning</w:t>
             </w:r>
             <w:r>
               <w:rPr>
@@ -289,19 +297,7 @@
               <w:rPr>
                 <w:rFonts w:ascii="Segoe UI" w:hAnsi="Segoe UI" w:cs="Segoe UI"/>
               </w:rPr>
-              <w:t xml:space="preserve">Graph </w:t>
-            </w:r>
-            <w:r>
-              <w:rPr>
-                <w:rFonts w:ascii="Segoe UI" w:hAnsi="Segoe UI" w:cs="Segoe UI"/>
-              </w:rPr>
-              <w:t>L</w:t>
-            </w:r>
-            <w:r>
-              <w:rPr>
-                <w:rFonts w:ascii="Segoe UI" w:hAnsi="Segoe UI" w:cs="Segoe UI"/>
-              </w:rPr>
-              <w:t>earning</w:t>
+              <w:t>Reinforcement Learning</w:t>
             </w:r>
             <w:r>
               <w:rPr>
@@ -315,6 +311,20 @@
               </w:rPr>
               <w:t>EDA</w:t>
             </w:r>
+            <w:r>
+              <w:rPr>
+                <w:rFonts w:ascii="Segoe UI" w:hAnsi="Segoe UI" w:cs="Segoe UI"/>
+              </w:rPr>
+              <w:t xml:space="preserve">, </w:t>
+            </w:r>
+            <w:r>
+              <w:rPr>
+                <w:rFonts w:ascii="Segoe UI" w:hAnsi="Segoe UI" w:cs="Segoe UI"/>
+              </w:rPr>
+              <w:t>Edge AI</w:t>
+            </w:r>
+            <w:bookmarkStart w:id="0" w:name="_GoBack"/>
+            <w:bookmarkEnd w:id="0"/>
           </w:p>
         </w:tc>
       </w:tr>
@@ -471,6 +481,12 @@
       <w:r>
         <w:rPr>
           <w:rFonts w:ascii="Segoe UI" w:hAnsi="Segoe UI" w:cs="Segoe UI"/>
+        </w:rPr>
+        <w:tab/>
+      </w:r>
+      <w:r>
+        <w:rPr>
+          <w:rFonts w:ascii="Segoe UI" w:hAnsi="Segoe UI" w:cs="Segoe UI"/>
           <w:b/>
           <w:bCs/>
           <w:i/>
@@ -495,6 +511,12 @@
           <w:rFonts w:ascii="Segoe UI" w:hAnsi="Segoe UI" w:cs="Segoe UI"/>
         </w:rPr>
         <w:t>2015-2016</w:t>
+      </w:r>
+      <w:r>
+        <w:rPr>
+          <w:rFonts w:ascii="Segoe UI" w:hAnsi="Segoe UI" w:cs="Segoe UI"/>
+        </w:rPr>
+        <w:tab/>
       </w:r>
       <w:r>
         <w:rPr>
@@ -710,6 +732,12 @@
       <w:r>
         <w:rPr>
           <w:rFonts w:ascii="Segoe UI" w:hAnsi="Segoe UI" w:cs="Segoe UI"/>
+        </w:rPr>
+        <w:tab/>
+      </w:r>
+      <w:r>
+        <w:rPr>
+          <w:rFonts w:ascii="Segoe UI" w:hAnsi="Segoe UI" w:cs="Segoe UI"/>
           <w:b/>
           <w:bCs/>
           <w:i/>
@@ -844,6 +872,12 @@
       <w:r>
         <w:rPr>
           <w:rFonts w:ascii="Segoe UI" w:hAnsi="Segoe UI" w:cs="Segoe UI"/>
+        </w:rPr>
+        <w:tab/>
+      </w:r>
+      <w:r>
+        <w:rPr>
+          <w:rFonts w:ascii="Segoe UI" w:hAnsi="Segoe UI" w:cs="Segoe UI"/>
           <w:b/>
           <w:bCs/>
           <w:i/>
@@ -924,6 +958,12 @@
         </w:rPr>
         <w:br/>
         <w:t>2008-2009</w:t>
+      </w:r>
+      <w:r>
+        <w:rPr>
+          <w:rFonts w:ascii="Segoe UI" w:hAnsi="Segoe UI" w:cs="Segoe UI"/>
+        </w:rPr>
+        <w:tab/>
       </w:r>
       <w:r>
         <w:rPr>
@@ -1122,7 +1162,21 @@
         <w:rPr>
           <w:rFonts w:ascii="Segoe UI" w:hAnsi="Segoe UI" w:cs="Segoe UI"/>
         </w:rPr>
-        <w:t>, Hashemi S., Shalan M., Reda S – DRiLLS: Deep Reinforcement Learning for Logic Synthesis.</w:t>
+        <w:t xml:space="preserve">, Hashemi S., </w:t>
+      </w:r>
+      <w:proofErr w:type="spellStart"/>
+      <w:r>
+        <w:rPr>
+          <w:rFonts w:ascii="Segoe UI" w:hAnsi="Segoe UI" w:cs="Segoe UI"/>
+        </w:rPr>
+        <w:t>Shalan</w:t>
+      </w:r>
+      <w:proofErr w:type="spellEnd"/>
+      <w:r>
+        <w:rPr>
+          <w:rFonts w:ascii="Segoe UI" w:hAnsi="Segoe UI" w:cs="Segoe UI"/>
+        </w:rPr>
+        <w:t xml:space="preserve"> M., Reda S – DRiLLS: Deep Reinforcement Learning for Logic Synthesis.</w:t>
       </w:r>
       <w:r>
         <w:rPr>
@@ -1149,7 +1203,21 @@
         <w:rPr>
           <w:rFonts w:ascii="Segoe UI" w:hAnsi="Segoe UI" w:cs="Segoe UI"/>
         </w:rPr>
-        <w:t>Toward an Open-Source Digital Flow: First Learnings from the OpenROAD Project</w:t>
+        <w:t xml:space="preserve">Toward an Open-Source Digital Flow: First Learnings from the </w:t>
+      </w:r>
+      <w:proofErr w:type="spellStart"/>
+      <w:r>
+        <w:rPr>
+          <w:rFonts w:ascii="Segoe UI" w:hAnsi="Segoe UI" w:cs="Segoe UI"/>
+        </w:rPr>
+        <w:t>OpenROAD</w:t>
+      </w:r>
+      <w:proofErr w:type="spellEnd"/>
+      <w:r>
+        <w:rPr>
+          <w:rFonts w:ascii="Segoe UI" w:hAnsi="Segoe UI" w:cs="Segoe UI"/>
+        </w:rPr>
+        <w:t xml:space="preserve"> Project</w:t>
       </w:r>
       <w:r>
         <w:rPr>
@@ -1192,8 +1260,37 @@
         <w:rPr>
           <w:rFonts w:ascii="Segoe UI" w:hAnsi="Segoe UI" w:cs="Segoe UI"/>
         </w:rPr>
-        <w:t xml:space="preserve">, Zare F., Nabavi S. </w:t>
-      </w:r>
+        <w:t xml:space="preserve">, </w:t>
+      </w:r>
+      <w:proofErr w:type="spellStart"/>
+      <w:r>
+        <w:rPr>
+          <w:rFonts w:ascii="Segoe UI" w:hAnsi="Segoe UI" w:cs="Segoe UI"/>
+        </w:rPr>
+        <w:t>Zare</w:t>
+      </w:r>
+      <w:proofErr w:type="spellEnd"/>
+      <w:r>
+        <w:rPr>
+          <w:rFonts w:ascii="Segoe UI" w:hAnsi="Segoe UI" w:cs="Segoe UI"/>
+        </w:rPr>
+        <w:t xml:space="preserve"> F., </w:t>
+      </w:r>
+      <w:proofErr w:type="spellStart"/>
+      <w:r>
+        <w:rPr>
+          <w:rFonts w:ascii="Segoe UI" w:hAnsi="Segoe UI" w:cs="Segoe UI"/>
+        </w:rPr>
+        <w:t>Nabavi</w:t>
+      </w:r>
+      <w:proofErr w:type="spellEnd"/>
+      <w:r>
+        <w:rPr>
+          <w:rFonts w:ascii="Segoe UI" w:hAnsi="Segoe UI" w:cs="Segoe UI"/>
+        </w:rPr>
+        <w:t xml:space="preserve"> S. </w:t>
+      </w:r>
+      <w:proofErr w:type="spellStart"/>
       <w:r>
         <w:rPr>
           <w:rFonts w:ascii="Segoe UI" w:hAnsi="Segoe UI" w:cs="Segoe UI"/>
@@ -1224,6 +1321,7 @@
         </w:rPr>
         <w:t>ab</w:t>
       </w:r>
+      <w:proofErr w:type="spellEnd"/>
       <w:r>
         <w:rPr>
           <w:rFonts w:ascii="Segoe UI" w:hAnsi="Segoe UI" w:cs="Segoe UI"/>
@@ -1278,7 +1376,21 @@
         <w:rPr>
           <w:rFonts w:ascii="Segoe UI" w:hAnsi="Segoe UI" w:cs="Segoe UI"/>
         </w:rPr>
-        <w:t xml:space="preserve"> Zare F., M Dow, N Monteleone,</w:t>
+        <w:t xml:space="preserve"> </w:t>
+      </w:r>
+      <w:proofErr w:type="spellStart"/>
+      <w:r>
+        <w:rPr>
+          <w:rFonts w:ascii="Segoe UI" w:hAnsi="Segoe UI" w:cs="Segoe UI"/>
+        </w:rPr>
+        <w:t>Zare</w:t>
+      </w:r>
+      <w:proofErr w:type="spellEnd"/>
+      <w:r>
+        <w:rPr>
+          <w:rFonts w:ascii="Segoe UI" w:hAnsi="Segoe UI" w:cs="Segoe UI"/>
+        </w:rPr>
+        <w:t xml:space="preserve"> F., M Dow, N Monteleone,</w:t>
       </w:r>
       <w:r>
         <w:rPr>
@@ -1294,7 +1406,21 @@
         <w:rPr>
           <w:rFonts w:ascii="Segoe UI" w:hAnsi="Segoe UI" w:cs="Segoe UI"/>
         </w:rPr>
-        <w:t xml:space="preserve">, Nabavi S – An </w:t>
+        <w:t xml:space="preserve">, </w:t>
+      </w:r>
+      <w:proofErr w:type="spellStart"/>
+      <w:r>
+        <w:rPr>
+          <w:rFonts w:ascii="Segoe UI" w:hAnsi="Segoe UI" w:cs="Segoe UI"/>
+        </w:rPr>
+        <w:t>Nabavi</w:t>
+      </w:r>
+      <w:proofErr w:type="spellEnd"/>
+      <w:r>
+        <w:rPr>
+          <w:rFonts w:ascii="Segoe UI" w:hAnsi="Segoe UI" w:cs="Segoe UI"/>
+        </w:rPr>
+        <w:t xml:space="preserve"> S – An </w:t>
       </w:r>
       <w:r>
         <w:rPr>
@@ -1355,13 +1481,41 @@
         <w:rPr>
           <w:rFonts w:ascii="Segoe UI" w:hAnsi="Segoe UI" w:cs="Segoe UI"/>
         </w:rPr>
-        <w:t>, Vera-Licona P.</w:t>
-      </w:r>
-      <w:r>
-        <w:rPr>
-          <w:rFonts w:ascii="Segoe UI" w:hAnsi="Segoe UI" w:cs="Segoe UI"/>
-        </w:rPr>
-        <w:t>, Laubenbacher R., Favre T</w:t>
+        <w:t>, Vera-</w:t>
+      </w:r>
+      <w:proofErr w:type="spellStart"/>
+      <w:r>
+        <w:rPr>
+          <w:rFonts w:ascii="Segoe UI" w:hAnsi="Segoe UI" w:cs="Segoe UI"/>
+        </w:rPr>
+        <w:t>Licona</w:t>
+      </w:r>
+      <w:proofErr w:type="spellEnd"/>
+      <w:r>
+        <w:rPr>
+          <w:rFonts w:ascii="Segoe UI" w:hAnsi="Segoe UI" w:cs="Segoe UI"/>
+        </w:rPr>
+        <w:t xml:space="preserve"> P.</w:t>
+      </w:r>
+      <w:r>
+        <w:rPr>
+          <w:rFonts w:ascii="Segoe UI" w:hAnsi="Segoe UI" w:cs="Segoe UI"/>
+        </w:rPr>
+        <w:t xml:space="preserve">, </w:t>
+      </w:r>
+      <w:proofErr w:type="spellStart"/>
+      <w:r>
+        <w:rPr>
+          <w:rFonts w:ascii="Segoe UI" w:hAnsi="Segoe UI" w:cs="Segoe UI"/>
+        </w:rPr>
+        <w:t>Laubenbacher</w:t>
+      </w:r>
+      <w:proofErr w:type="spellEnd"/>
+      <w:r>
+        <w:rPr>
+          <w:rFonts w:ascii="Segoe UI" w:hAnsi="Segoe UI" w:cs="Segoe UI"/>
+        </w:rPr>
+        <w:t xml:space="preserve"> R., Favre T</w:t>
       </w:r>
       <w:r>
         <w:rPr>
@@ -1914,7 +2068,35 @@
         <w:rPr>
           <w:rFonts w:ascii="Segoe UI" w:hAnsi="Segoe UI" w:cs="Segoe UI"/>
         </w:rPr>
-        <w:t>, Sheida Nabavi Lab, Univer</w:t>
+        <w:t xml:space="preserve">, </w:t>
+      </w:r>
+      <w:proofErr w:type="spellStart"/>
+      <w:r>
+        <w:rPr>
+          <w:rFonts w:ascii="Segoe UI" w:hAnsi="Segoe UI" w:cs="Segoe UI"/>
+        </w:rPr>
+        <w:t>Sheida</w:t>
+      </w:r>
+      <w:proofErr w:type="spellEnd"/>
+      <w:r>
+        <w:rPr>
+          <w:rFonts w:ascii="Segoe UI" w:hAnsi="Segoe UI" w:cs="Segoe UI"/>
+        </w:rPr>
+        <w:t xml:space="preserve"> </w:t>
+      </w:r>
+      <w:proofErr w:type="spellStart"/>
+      <w:r>
+        <w:rPr>
+          <w:rFonts w:ascii="Segoe UI" w:hAnsi="Segoe UI" w:cs="Segoe UI"/>
+        </w:rPr>
+        <w:t>Nabavi</w:t>
+      </w:r>
+      <w:proofErr w:type="spellEnd"/>
+      <w:r>
+        <w:rPr>
+          <w:rFonts w:ascii="Segoe UI" w:hAnsi="Segoe UI" w:cs="Segoe UI"/>
+        </w:rPr>
+        <w:t xml:space="preserve"> Lab, Univer</w:t>
       </w:r>
       <w:r>
         <w:rPr>
@@ -2226,7 +2408,6 @@
         <w:rPr>
           <w:rFonts w:ascii="Segoe UI" w:hAnsi="Segoe UI" w:cs="Segoe UI"/>
         </w:rPr>
-        <w:lastRenderedPageBreak/>
         <w:t>Summer 2012</w:t>
       </w:r>
       <w:r>
@@ -2269,7 +2450,21 @@
         <w:rPr>
           <w:rFonts w:ascii="Segoe UI" w:hAnsi="Segoe UI" w:cs="Segoe UI"/>
         </w:rPr>
-        <w:t xml:space="preserve"> ITWorx, Cairo, Egypt</w:t>
+        <w:t xml:space="preserve"> </w:t>
+      </w:r>
+      <w:proofErr w:type="spellStart"/>
+      <w:r>
+        <w:rPr>
+          <w:rFonts w:ascii="Segoe UI" w:hAnsi="Segoe UI" w:cs="Segoe UI"/>
+        </w:rPr>
+        <w:t>ITWorx</w:t>
+      </w:r>
+      <w:proofErr w:type="spellEnd"/>
+      <w:r>
+        <w:rPr>
+          <w:rFonts w:ascii="Segoe UI" w:hAnsi="Segoe UI" w:cs="Segoe UI"/>
+        </w:rPr>
+        <w:t>, Cairo, Egypt</w:t>
       </w:r>
       <w:r>
         <w:rPr>
@@ -2345,6 +2540,7 @@
           <w:b/>
           <w:bCs/>
         </w:rPr>
+        <w:lastRenderedPageBreak/>
         <w:t>Honors and Awards</w:t>
       </w:r>
       <w:r>
@@ -2441,8 +2637,6 @@
         </w:rPr>
         <w:t xml:space="preserve"> and Award</w:t>
       </w:r>
-      <w:bookmarkStart w:id="0" w:name="_GoBack"/>
-      <w:bookmarkEnd w:id="0"/>
       <w:r>
         <w:rPr>
           <w:rFonts w:ascii="Segoe UI" w:hAnsi="Segoe UI" w:cs="Segoe UI"/>
@@ -2796,7 +2990,20 @@
           <w:rFonts w:ascii="Segoe UI" w:hAnsi="Segoe UI" w:cs="Segoe UI"/>
         </w:rPr>
         <w:tab/>
-        <w:t>OpenROAD Flow – Brown University funded by DARPA</w:t>
+      </w:r>
+      <w:proofErr w:type="spellStart"/>
+      <w:r>
+        <w:rPr>
+          <w:rFonts w:ascii="Segoe UI" w:hAnsi="Segoe UI" w:cs="Segoe UI"/>
+        </w:rPr>
+        <w:t>OpenROAD</w:t>
+      </w:r>
+      <w:proofErr w:type="spellEnd"/>
+      <w:r>
+        <w:rPr>
+          <w:rFonts w:ascii="Segoe UI" w:hAnsi="Segoe UI" w:cs="Segoe UI"/>
+        </w:rPr>
+        <w:t xml:space="preserve"> Flow – Brown University funded by DARPA</w:t>
       </w:r>
       <w:r>
         <w:rPr>
@@ -2868,12 +3075,14 @@
         </w:rPr>
         <w:tab/>
       </w:r>
+      <w:proofErr w:type="spellStart"/>
       <w:r>
         <w:rPr>
           <w:rFonts w:ascii="Segoe UI" w:hAnsi="Segoe UI" w:cs="Segoe UI"/>
         </w:rPr>
         <w:t>MeSHgram</w:t>
       </w:r>
+      <w:proofErr w:type="spellEnd"/>
       <w:r>
         <w:rPr>
           <w:rFonts w:ascii="Segoe UI" w:hAnsi="Segoe UI" w:cs="Segoe UI"/>
@@ -2972,7 +3181,21 @@
         <w:rPr>
           <w:rFonts w:ascii="Segoe UI" w:hAnsi="Segoe UI" w:cs="Segoe UI"/>
         </w:rPr>
-        <w:t>currence of MeSH terms in PubMed</w:t>
+        <w:t xml:space="preserve">currence of </w:t>
+      </w:r>
+      <w:proofErr w:type="spellStart"/>
+      <w:r>
+        <w:rPr>
+          <w:rFonts w:ascii="Segoe UI" w:hAnsi="Segoe UI" w:cs="Segoe UI"/>
+        </w:rPr>
+        <w:t>MeSH</w:t>
+      </w:r>
+      <w:proofErr w:type="spellEnd"/>
+      <w:r>
+        <w:rPr>
+          <w:rFonts w:ascii="Segoe UI" w:hAnsi="Segoe UI" w:cs="Segoe UI"/>
+        </w:rPr>
+        <w:t xml:space="preserve"> terms in PubMed</w:t>
       </w:r>
       <w:r>
         <w:rPr>
@@ -3808,12 +4031,6 @@
           <w:rFonts w:ascii="Segoe UI" w:hAnsi="Segoe UI" w:cs="Segoe UI"/>
         </w:rPr>
         <w:br/>
-      </w:r>
-      <w:r>
-        <w:rPr>
-          <w:rFonts w:ascii="Segoe UI" w:hAnsi="Segoe UI" w:cs="Segoe UI"/>
-        </w:rPr>
-        <w:lastRenderedPageBreak/>
         <w:t>November 2013</w:t>
       </w:r>
       <w:r>
@@ -3906,6 +4123,12 @@
           <w:rFonts w:ascii="Segoe UI" w:hAnsi="Segoe UI" w:cs="Segoe UI"/>
         </w:rPr>
         <w:br/>
+      </w:r>
+      <w:r>
+        <w:rPr>
+          <w:rFonts w:ascii="Segoe UI" w:hAnsi="Segoe UI" w:cs="Segoe UI"/>
+        </w:rPr>
+        <w:lastRenderedPageBreak/>
         <w:t xml:space="preserve"> </w:t>
       </w:r>
       <w:r>
@@ -4134,7 +4357,49 @@
         <w:rPr>
           <w:rFonts w:ascii="Segoe UI" w:hAnsi="Segoe UI" w:cs="Segoe UI"/>
         </w:rPr>
-        <w:t>, Alashanek Ya Balady for Sustainable Development, Assiut Franchise</w:t>
+        <w:t xml:space="preserve">, </w:t>
+      </w:r>
+      <w:proofErr w:type="spellStart"/>
+      <w:r>
+        <w:rPr>
+          <w:rFonts w:ascii="Segoe UI" w:hAnsi="Segoe UI" w:cs="Segoe UI"/>
+        </w:rPr>
+        <w:t>Alashanek</w:t>
+      </w:r>
+      <w:proofErr w:type="spellEnd"/>
+      <w:r>
+        <w:rPr>
+          <w:rFonts w:ascii="Segoe UI" w:hAnsi="Segoe UI" w:cs="Segoe UI"/>
+        </w:rPr>
+        <w:t xml:space="preserve"> </w:t>
+      </w:r>
+      <w:proofErr w:type="spellStart"/>
+      <w:r>
+        <w:rPr>
+          <w:rFonts w:ascii="Segoe UI" w:hAnsi="Segoe UI" w:cs="Segoe UI"/>
+        </w:rPr>
+        <w:t>Ya</w:t>
+      </w:r>
+      <w:proofErr w:type="spellEnd"/>
+      <w:r>
+        <w:rPr>
+          <w:rFonts w:ascii="Segoe UI" w:hAnsi="Segoe UI" w:cs="Segoe UI"/>
+        </w:rPr>
+        <w:t xml:space="preserve"> </w:t>
+      </w:r>
+      <w:proofErr w:type="spellStart"/>
+      <w:r>
+        <w:rPr>
+          <w:rFonts w:ascii="Segoe UI" w:hAnsi="Segoe UI" w:cs="Segoe UI"/>
+        </w:rPr>
+        <w:t>Balady</w:t>
+      </w:r>
+      <w:proofErr w:type="spellEnd"/>
+      <w:r>
+        <w:rPr>
+          <w:rFonts w:ascii="Segoe UI" w:hAnsi="Segoe UI" w:cs="Segoe UI"/>
+        </w:rPr>
+        <w:t xml:space="preserve"> for Sustainable Development, Assiut Franchise</w:t>
       </w:r>
       <w:r>
         <w:rPr>
@@ -4440,7 +4705,7 @@
               </wp:anchor>
             </w:drawing>
           </mc:Choice>
-          <mc:Fallback xmlns:w16="http://schemas.microsoft.com/office/word/2018/wordml" xmlns:w16cex="http://schemas.microsoft.com/office/word/2018/wordml/cex">
+          <mc:Fallback xmlns:w16cex="http://schemas.microsoft.com/office/word/2018/wordml/cex" xmlns:w16="http://schemas.microsoft.com/office/word/2018/wordml">
             <w:pict>
               <v:shapetype w14:anchorId="55B65A69" id="_x0000_t202" coordsize="21600,21600" o:spt="202" path="m,l,21600r21600,l21600,xe">
                 <v:stroke joinstyle="miter"/>
@@ -5315,6 +5580,11 @@
       <w:szCs w:val="18"/>
     </w:rPr>
   </w:style>
+  <w:style w:type="character" w:customStyle="1" w:styleId="lt-line-clampline">
+    <w:name w:val="lt-line-clamp__line"/>
+    <w:basedOn w:val="DefaultParagraphFont"/>
+    <w:rsid w:val="00035D79"/>
+  </w:style>
 </w:styles>
 </file>
 
@@ -5584,7 +5854,7 @@
 </file>
 
 <file path=customXml/itemProps1.xml><?xml version="1.0" encoding="utf-8"?>
-<ds:datastoreItem xmlns:ds="http://schemas.openxmlformats.org/officeDocument/2006/customXml" ds:itemID="{D6342588-004C-3749-8C90-EC80A60C4B4C}">
+<ds:datastoreItem xmlns:ds="http://schemas.openxmlformats.org/officeDocument/2006/customXml" ds:itemID="{B93D8BE2-F135-ED47-A72E-1C27C6811ECF}">
   <ds:schemaRefs>
     <ds:schemaRef ds:uri="http://schemas.openxmlformats.org/officeDocument/2006/bibliography"/>
   </ds:schemaRefs>

--- a/resources/Abdelrahman Hosny.docx
+++ b/resources/Abdelrahman Hosny.docx
@@ -53,9 +53,15 @@
             <w:rStyle w:val="Hyperlink"/>
             <w:rFonts w:ascii="Arial Narrow" w:hAnsi="Arial Narrow" w:cs="Segoe UI"/>
           </w:rPr>
-          <w:t>abdelrahman.hosny@ieee.org</w:t>
+          <w:t>abdelrahman@brown.edu</w:t>
         </w:r>
       </w:hyperlink>
+      <w:r>
+        <w:rPr>
+          <w:rFonts w:ascii="Arial Narrow" w:hAnsi="Arial Narrow" w:cs="Segoe UI"/>
+        </w:rPr>
+        <w:t xml:space="preserve"> </w:t>
+      </w:r>
       <w:r>
         <w:rPr>
           <w:rFonts w:ascii="Arial Narrow" w:hAnsi="Arial Narrow" w:cs="Segoe UI"/>
@@ -285,13 +291,7 @@
               <w:rPr>
                 <w:rFonts w:ascii="Segoe UI" w:hAnsi="Segoe UI" w:cs="Segoe UI"/>
               </w:rPr>
-              <w:t>Graph Learning</w:t>
-            </w:r>
-            <w:r>
-              <w:rPr>
-                <w:rFonts w:ascii="Segoe UI" w:hAnsi="Segoe UI" w:cs="Segoe UI"/>
-              </w:rPr>
-              <w:t xml:space="preserve">, </w:t>
+              <w:t xml:space="preserve">Graph Learning, </w:t>
             </w:r>
             <w:r>
               <w:rPr>
@@ -323,8 +323,6 @@
               </w:rPr>
               <w:t>Edge AI</w:t>
             </w:r>
-            <w:bookmarkStart w:id="0" w:name="_GoBack"/>
-            <w:bookmarkEnd w:id="0"/>
           </w:p>
         </w:tc>
       </w:tr>
@@ -944,6 +942,12 @@
         <w:rPr>
           <w:rFonts w:ascii="Segoe UI" w:hAnsi="Segoe UI" w:cs="Segoe UI"/>
         </w:rPr>
+        <w:tab/>
+      </w:r>
+      <w:r>
+        <w:rPr>
+          <w:rFonts w:ascii="Segoe UI" w:hAnsi="Segoe UI" w:cs="Segoe UI"/>
+        </w:rPr>
         <w:t>GPA: 92.51</w:t>
       </w:r>
       <w:r>
@@ -1014,30 +1018,6 @@
           <w:rFonts w:ascii="Segoe UI" w:hAnsi="Segoe UI" w:cs="Segoe UI"/>
         </w:rPr>
         <w:tab/>
-        <w:t xml:space="preserve">  </w:t>
-      </w:r>
-      <w:r>
-        <w:rPr>
-          <w:rFonts w:ascii="Segoe UI" w:hAnsi="Segoe UI" w:cs="Segoe UI"/>
-        </w:rPr>
-        <w:t xml:space="preserve">  </w:t>
-      </w:r>
-      <w:r>
-        <w:rPr>
-          <w:rFonts w:ascii="Segoe UI" w:hAnsi="Segoe UI" w:cs="Segoe UI"/>
-        </w:rPr>
-        <w:t xml:space="preserve"> </w:t>
-      </w:r>
-      <w:r>
-        <w:rPr>
-          <w:rFonts w:ascii="Segoe UI" w:hAnsi="Segoe UI" w:cs="Segoe UI"/>
-        </w:rPr>
-        <w:t xml:space="preserve">    </w:t>
-      </w:r>
-      <w:r>
-        <w:rPr>
-          <w:rFonts w:ascii="Segoe UI" w:hAnsi="Segoe UI" w:cs="Segoe UI"/>
-        </w:rPr>
         <w:t>Grade: 99.6%</w:t>
       </w:r>
     </w:p>
@@ -1345,100 +1325,6 @@
           <w:rFonts w:ascii="Segoe UI" w:hAnsi="Segoe UI" w:cs="Segoe UI"/>
         </w:rPr>
         <w:br/>
-      </w:r>
-      <w:r>
-        <w:rPr>
-          <w:rFonts w:ascii="Segoe UI" w:hAnsi="Segoe UI" w:cs="Segoe UI"/>
-        </w:rPr>
-        <w:t>[</w:t>
-      </w:r>
-      <w:r>
-        <w:rPr>
-          <w:rFonts w:ascii="Segoe UI" w:hAnsi="Segoe UI" w:cs="Segoe UI"/>
-          <w:i/>
-          <w:iCs/>
-        </w:rPr>
-        <w:t>BMC Bioinformatics</w:t>
-      </w:r>
-      <w:r>
-        <w:rPr>
-          <w:rFonts w:ascii="Segoe UI" w:hAnsi="Segoe UI" w:cs="Segoe UI"/>
-        </w:rPr>
-        <w:t xml:space="preserve"> 2017</w:t>
-      </w:r>
-      <w:r>
-        <w:rPr>
-          <w:rFonts w:ascii="Segoe UI" w:hAnsi="Segoe UI" w:cs="Segoe UI"/>
-        </w:rPr>
-        <w:t>]</w:t>
-      </w:r>
-      <w:r>
-        <w:rPr>
-          <w:rFonts w:ascii="Segoe UI" w:hAnsi="Segoe UI" w:cs="Segoe UI"/>
-        </w:rPr>
-        <w:t xml:space="preserve"> </w:t>
-      </w:r>
-      <w:proofErr w:type="spellStart"/>
-      <w:r>
-        <w:rPr>
-          <w:rFonts w:ascii="Segoe UI" w:hAnsi="Segoe UI" w:cs="Segoe UI"/>
-        </w:rPr>
-        <w:t>Zare</w:t>
-      </w:r>
-      <w:proofErr w:type="spellEnd"/>
-      <w:r>
-        <w:rPr>
-          <w:rFonts w:ascii="Segoe UI" w:hAnsi="Segoe UI" w:cs="Segoe UI"/>
-        </w:rPr>
-        <w:t xml:space="preserve"> F., M Dow, N Monteleone,</w:t>
-      </w:r>
-      <w:r>
-        <w:rPr>
-          <w:rFonts w:ascii="Segoe UI" w:hAnsi="Segoe UI" w:cs="Segoe UI"/>
-          <w:b/>
-          <w:bCs/>
-          <w:i/>
-          <w:iCs/>
-        </w:rPr>
-        <w:t xml:space="preserve"> Hosny A.</w:t>
-      </w:r>
-      <w:r>
-        <w:rPr>
-          <w:rFonts w:ascii="Segoe UI" w:hAnsi="Segoe UI" w:cs="Segoe UI"/>
-        </w:rPr>
-        <w:t xml:space="preserve">, </w:t>
-      </w:r>
-      <w:proofErr w:type="spellStart"/>
-      <w:r>
-        <w:rPr>
-          <w:rFonts w:ascii="Segoe UI" w:hAnsi="Segoe UI" w:cs="Segoe UI"/>
-        </w:rPr>
-        <w:t>Nabavi</w:t>
-      </w:r>
-      <w:proofErr w:type="spellEnd"/>
-      <w:r>
-        <w:rPr>
-          <w:rFonts w:ascii="Segoe UI" w:hAnsi="Segoe UI" w:cs="Segoe UI"/>
-        </w:rPr>
-        <w:t xml:space="preserve"> S – An </w:t>
-      </w:r>
-      <w:r>
-        <w:rPr>
-          <w:rFonts w:ascii="Segoe UI" w:hAnsi="Segoe UI" w:cs="Segoe UI"/>
-        </w:rPr>
-        <w:t>evaluation of copy number variation detection tools for cancer using whole exome sequencing data</w:t>
-      </w:r>
-      <w:r>
-        <w:rPr>
-          <w:rFonts w:ascii="Segoe UI" w:hAnsi="Segoe UI" w:cs="Segoe UI"/>
-        </w:rPr>
-        <w:t>.</w:t>
-      </w:r>
-      <w:r>
-        <w:rPr>
-          <w:rFonts w:ascii="Segoe UI" w:hAnsi="Segoe UI" w:cs="Segoe UI"/>
-        </w:rPr>
-        <w:br/>
         <w:t>[</w:t>
       </w:r>
       <w:r>
@@ -2802,8 +2688,28 @@
         <w:rPr>
           <w:rFonts w:ascii="Segoe UI" w:hAnsi="Segoe UI" w:cs="Segoe UI"/>
         </w:rPr>
-        <w:tab/>
-      </w:r>
+        <w:t xml:space="preserve"> </w:t>
+      </w:r>
+      <w:r>
+        <w:rPr>
+          <w:rFonts w:ascii="Segoe UI" w:hAnsi="Segoe UI" w:cs="Segoe UI"/>
+        </w:rPr>
+        <w:t>–</w:t>
+      </w:r>
+      <w:r>
+        <w:rPr>
+          <w:rFonts w:ascii="Segoe UI" w:hAnsi="Segoe UI" w:cs="Segoe UI"/>
+        </w:rPr>
+        <w:t xml:space="preserve"> 2020</w:t>
+      </w:r>
+      <w:r>
+        <w:rPr>
+          <w:rFonts w:ascii="Segoe UI" w:hAnsi="Segoe UI" w:cs="Segoe UI"/>
+        </w:rPr>
+        <w:t xml:space="preserve"> </w:t>
+      </w:r>
+      <w:bookmarkStart w:id="0" w:name="_GoBack"/>
+      <w:bookmarkEnd w:id="0"/>
       <w:r>
         <w:rPr>
           <w:rFonts w:ascii="Segoe UI" w:hAnsi="Segoe UI" w:cs="Segoe UI"/>
@@ -4705,7 +4611,7 @@
               </wp:anchor>
             </w:drawing>
           </mc:Choice>
-          <mc:Fallback xmlns:w16cex="http://schemas.microsoft.com/office/word/2018/wordml/cex" xmlns:w16="http://schemas.microsoft.com/office/word/2018/wordml">
+          <mc:Fallback xmlns:w16="http://schemas.microsoft.com/office/word/2018/wordml" xmlns:w16cex="http://schemas.microsoft.com/office/word/2018/wordml/cex">
             <w:pict>
               <v:shapetype w14:anchorId="55B65A69" id="_x0000_t202" coordsize="21600,21600" o:spt="202" path="m,l,21600r21600,l21600,xe">
                 <v:stroke joinstyle="miter"/>
@@ -5854,7 +5760,7 @@
 </file>
 
 <file path=customXml/itemProps1.xml><?xml version="1.0" encoding="utf-8"?>
-<ds:datastoreItem xmlns:ds="http://schemas.openxmlformats.org/officeDocument/2006/customXml" ds:itemID="{B93D8BE2-F135-ED47-A72E-1C27C6811ECF}">
+<ds:datastoreItem xmlns:ds="http://schemas.openxmlformats.org/officeDocument/2006/customXml" ds:itemID="{3C5CC915-71E3-5748-9FDE-A3AB96ED90D0}">
   <ds:schemaRefs>
     <ds:schemaRef ds:uri="http://schemas.openxmlformats.org/officeDocument/2006/bibliography"/>
   </ds:schemaRefs>
